--- a/docs/AMAI-TikTok-App-Review-Submission-Packet.docx
+++ b/docs/AMAI-TikTok-App-Review-Submission-Packet.docx
@@ -1,6 +1,6 @@
 
 <file path=word/document.xml><?xml version="1.0" encoding="utf-8"?>
-<w:document xmlns:wpc="http://schemas.microsoft.com/office/word/2010/wordprocessingCanvas" xmlns:mc="http://schemas.openxmlformats.org/markup-compatibility/2006" xmlns:o="urn:schemas-microsoft-com:office:office" xmlns:r="http://schemas.openxmlformats.org/officeDocument/2006/relationships" xmlns:m="http://schemas.openxmlformats.org/officeDocument/2006/math" xmlns:v="urn:schemas-microsoft-com:vml" xmlns:wp14="http://schemas.microsoft.com/office/word/2010/wordprocessingDrawing" xmlns:wp="http://schemas.openxmlformats.org/drawingml/2006/wordprocessingDrawing" xmlns:w10="urn:schemas-microsoft-com:office:word" xmlns:w="http://schemas.openxmlformats.org/wordprocessingml/2006/main" xmlns:w14="http://schemas.microsoft.com/office/word/2010/wordml" xmlns:w15="http://schemas.microsoft.com/office/word/2012/wordml" xmlns:wpg="http://schemas.microsoft.com/office/word/2010/wordprocessingGroup" xmlns:wpi="http://schemas.microsoft.com/office/word/2010/wordprocessingInk" xmlns:wne="http://schemas.microsoft.com/office/word/2006/wordml" xmlns:wps="http://schemas.microsoft.com/office/word/2010/wordprocessingShape" xmlns:cx="http://schemas.microsoft.com/office/drawing/2014/chartex" xmlns:cx1="http://schemas.microsoft.com/office/drawing/2015/9/8/chartex" xmlns:cx2="http://schemas.microsoft.com/office/drawing/2015/10/21/chartex" xmlns:cx3="http://schemas.microsoft.com/office/drawing/2016/5/9/chartex" xmlns:cx4="http://schemas.microsoft.com/office/drawing/2016/5/10/chartex" xmlns:cx5="http://schemas.microsoft.com/office/drawing/2016/5/11/chartex" xmlns:cx6="http://schemas.microsoft.com/office/drawing/2016/5/12/chartex" xmlns:cx7="http://schemas.microsoft.com/office/drawing/2016/5/13/chartex" xmlns:cx8="http://schemas.microsoft.com/office/drawing/2016/5/14/chartex" xmlns:aink="http://schemas.microsoft.com/office/drawing/2016/ink" xmlns:am3d="http://schemas.microsoft.com/office/drawing/2017/model3d" xmlns:w16cex="http://schemas.microsoft.com/office/word/2018/wordml/cex" xmlns:w16cid="http://schemas.microsoft.com/office/word/2016/wordml/cid" xmlns:w16="http://schemas.microsoft.com/office/word/2018/wordml" xmlns:w16sdtdh="http://schemas.microsoft.com/office/word/2020/wordml/sdtdatahash" xmlns:w16se="http://schemas.microsoft.com/office/word/2015/wordml/symex" mc:Ignorable="w14 w15 wp14">
+<w:document xmlns:wpc="http://schemas.microsoft.com/office/word/2010/wordprocessingCanvas" xmlns:cx="http://schemas.microsoft.com/office/drawing/2014/chartex" xmlns:cx1="http://schemas.microsoft.com/office/drawing/2015/9/8/chartex" xmlns:cx2="http://schemas.microsoft.com/office/drawing/2015/10/21/chartex" xmlns:cx3="http://schemas.microsoft.com/office/drawing/2016/5/9/chartex" xmlns:cx4="http://schemas.microsoft.com/office/drawing/2016/5/10/chartex" xmlns:cx5="http://schemas.microsoft.com/office/drawing/2016/5/11/chartex" xmlns:cx6="http://schemas.microsoft.com/office/drawing/2016/5/12/chartex" xmlns:cx7="http://schemas.microsoft.com/office/drawing/2016/5/13/chartex" xmlns:cx8="http://schemas.microsoft.com/office/drawing/2016/5/14/chartex" xmlns:mc="http://schemas.openxmlformats.org/markup-compatibility/2006" xmlns:aink="http://schemas.microsoft.com/office/drawing/2016/ink" xmlns:am3d="http://schemas.microsoft.com/office/drawing/2017/model3d" xmlns:o="urn:schemas-microsoft-com:office:office" xmlns:oel="http://schemas.microsoft.com/office/2019/extlst" xmlns:r="http://schemas.openxmlformats.org/officeDocument/2006/relationships" xmlns:m="http://schemas.openxmlformats.org/officeDocument/2006/math" xmlns:v="urn:schemas-microsoft-com:vml" xmlns:wp14="http://schemas.microsoft.com/office/word/2010/wordprocessingDrawing" xmlns:wp="http://schemas.openxmlformats.org/drawingml/2006/wordprocessingDrawing" xmlns:w10="urn:schemas-microsoft-com:office:word" xmlns:w="http://schemas.openxmlformats.org/wordprocessingml/2006/main" xmlns:w14="http://schemas.microsoft.com/office/word/2010/wordml" xmlns:w15="http://schemas.microsoft.com/office/word/2012/wordml" xmlns:w16cex="http://schemas.microsoft.com/office/word/2018/wordml/cex" xmlns:w16cid="http://schemas.microsoft.com/office/word/2016/wordml/cid" xmlns:w16="http://schemas.microsoft.com/office/word/2018/wordml" xmlns:w16du="http://schemas.microsoft.com/office/word/2023/wordml/word16du" xmlns:w16sdtdh="http://schemas.microsoft.com/office/word/2020/wordml/sdtdatahash" xmlns:w16sdtfl="http://schemas.microsoft.com/office/word/2024/wordml/sdtformatlock" xmlns:w16se="http://schemas.microsoft.com/office/word/2015/wordml/symex" xmlns:wpg="http://schemas.microsoft.com/office/word/2010/wordprocessingGroup" xmlns:wpi="http://schemas.microsoft.com/office/word/2010/wordprocessingInk" xmlns:wne="http://schemas.microsoft.com/office/word/2006/wordml" xmlns:wps="http://schemas.microsoft.com/office/word/2010/wordprocessingShape" mc:Ignorable="w14 w15 w16se w16cid w16 w16cex w16sdtdh w16sdtfl w16du wp14">
   <w:body>
     <w:p>
       <w:pPr>
@@ -14,7 +14,7 @@
           <w:sz w:val="48"/>
           <w:szCs w:val="48"/>
         </w:rPr>
-        <w:t xml:space="preserve">AMAI</w:t>
+        <w:t>AMAI</w:t>
       </w:r>
     </w:p>
     <w:p>
@@ -28,7 +28,7 @@
           <w:sz w:val="32"/>
           <w:szCs w:val="32"/>
         </w:rPr>
-        <w:t xml:space="preserve">TikTok App Review — Submission Packet</w:t>
+        <w:t>TikTok App Review — Submission Packet</w:t>
       </w:r>
     </w:p>
     <w:p>
@@ -41,16 +41,16 @@
           <w:iCs/>
           <w:color w:val="666666"/>
         </w:rPr>
-        <w:t xml:space="preserve">Everything needed to submit the Content Posting API for audit and lift the SELF_ONLY (unaudited) posting restriction.</w:t>
+        <w:t>Everything needed to submit the Content Posting API for audit and lift the SELF_ONLY (unaudited) posting restriction.</w:t>
       </w:r>
     </w:p>
     <w:p>
       <w:pPr>
         <w:pStyle w:val="Heading1"/>
-        <w:spacing w:after="150" w:before="300"/>
-      </w:pPr>
-      <w:r>
-        <w:t xml:space="preserve">1. What This App Is</w:t>
+        <w:spacing w:before="300" w:after="150"/>
+      </w:pPr>
+      <w:r>
+        <w:t>1. What This App Is</w:t>
       </w:r>
     </w:p>
     <w:p>
@@ -58,7 +58,7 @@
         <w:spacing w:after="120"/>
       </w:pPr>
       <w:r>
-        <w:t xml:space="preserve">AMAI is an AI-powered content scheduling and publishing tool. Users upload photos/videos (directly or via a synced Google Drive folder), and the AMAI Engine analyzes the media, generates a caption and hashtags with AI, picks a posting slot on a platform-aware schedule, and either queues the post for the user’s manual approval or publishes it automatically — to Instagram and/or TikTok accounts the user has explicitly connected via OAuth.</w:t>
+        <w:t>AMAI is an AI-powered content scheduling and publishing tool. Users upload photos/videos (directly or via a synced Google Drive folder), and the AMAI Engine analyzes the media, generates a caption and hashtags with AI, picks a posting slot on a platform-aware schedule, and either queues the post for the user’s manual approval or publishes it automatically  to Instagram and/or TikTok accounts the user has explicitly connected via OAuth.</w:t>
       </w:r>
     </w:p>
     <w:p>
@@ -66,16 +66,16 @@
         <w:spacing w:after="120"/>
       </w:pPr>
       <w:r>
-        <w:t xml:space="preserve">The TikTok integration specifically lets a user connect their own TikTok account and have AMAI publish video (and photo) content on their behalf, on a schedule they control.</w:t>
+        <w:t>The TikTok integration specifically lets a user connect their own TikTok account and have AMAI publish video (and photo) content on their behalf, on a schedule they control.</w:t>
       </w:r>
     </w:p>
     <w:p>
       <w:pPr>
         <w:pStyle w:val="Heading1"/>
-        <w:spacing w:after="150" w:before="300"/>
-      </w:pPr>
-      <w:r>
-        <w:t xml:space="preserve">2. Values to Enter in the TikTok Developer Portal</w:t>
+        <w:spacing w:before="300" w:after="150"/>
+      </w:pPr>
+      <w:r>
+        <w:t>2. Values to Enter in the TikTok Developer Portal</w:t>
       </w:r>
     </w:p>
     <w:p>
@@ -83,40 +83,51 @@
         <w:spacing w:after="120"/>
       </w:pPr>
       <w:r>
-        <w:t xml:space="preserve">Enter these exactly — the app is already coded against them, so anything different will break the OAuth flow.</w:t>
+        <w:t>Enter these exactly — the app is already coded against them, so anything different will break the OAuth flow.</w:t>
       </w:r>
     </w:p>
     <w:tbl>
       <w:tblPr>
-        <w:tblW w:type="dxa" w:w="9360"/>
+        <w:tblW w:w="9360" w:type="dxa"/>
         <w:tblBorders>
-          <w:top w:val="single" w:color="auto" w:sz="4"/>
-          <w:left w:val="single" w:color="auto" w:sz="4"/>
-          <w:bottom w:val="single" w:color="auto" w:sz="4"/>
-          <w:right w:val="single" w:color="auto" w:sz="4"/>
-          <w:insideH w:val="single" w:color="auto" w:sz="4"/>
-          <w:insideV w:val="single" w:color="auto" w:sz="4"/>
+          <w:top w:val="single" w:sz="4" w:space="0" w:color="auto"/>
+          <w:left w:val="single" w:sz="4" w:space="0" w:color="auto"/>
+          <w:bottom w:val="single" w:sz="4" w:space="0" w:color="auto"/>
+          <w:right w:val="single" w:sz="4" w:space="0" w:color="auto"/>
+          <w:insideH w:val="single" w:sz="4" w:space="0" w:color="auto"/>
+          <w:insideV w:val="single" w:sz="4" w:space="0" w:color="auto"/>
         </w:tblBorders>
+        <w:tblCellMar>
+          <w:left w:w="10" w:type="dxa"/>
+          <w:right w:w="10" w:type="dxa"/>
+        </w:tblCellMar>
+        <w:tblLook w:val="04A0" w:firstRow="1" w:lastRow="0" w:firstColumn="1" w:lastColumn="0" w:noHBand="0" w:noVBand="1"/>
       </w:tblPr>
       <w:tblGrid>
         <w:gridCol w:w="9360"/>
       </w:tblGrid>
       <w:tr>
+        <w:tblPrEx>
+          <w:tblCellMar>
+            <w:top w:w="0" w:type="dxa"/>
+            <w:bottom w:w="0" w:type="dxa"/>
+          </w:tblCellMar>
+        </w:tblPrEx>
         <w:tc>
           <w:tcPr>
-            <w:tcW w:type="dxa" w:w="9360"/>
+            <w:tcW w:w="9360" w:type="dxa"/>
             <w:tcBorders>
-              <w:top w:val="single" w:color="5B21B6" w:sz="4"/>
-              <w:left w:val="single" w:color="5B21B6" w:sz="4"/>
-              <w:bottom w:val="single" w:color="5B21B6" w:sz="4"/>
-              <w:right w:val="single" w:color="5B21B6" w:sz="4"/>
+              <w:top w:val="single" w:sz="4" w:space="0" w:color="5B21B6"/>
+              <w:left w:val="single" w:sz="4" w:space="0" w:color="5B21B6"/>
+              <w:bottom w:val="single" w:sz="4" w:space="0" w:color="5B21B6"/>
+              <w:right w:val="single" w:sz="4" w:space="0" w:color="5B21B6"/>
             </w:tcBorders>
-            <w:shd w:fill="F5F3FF" w:val="clear"/>
+            <w:shd w:val="clear" w:color="auto" w:fill="F5F3FF"/>
             <w:tcMar>
-              <w:top w:type="dxa" w:w="150"/>
-              <w:left w:type="dxa" w:w="200"/>
-              <w:bottom w:type="dxa" w:w="150"/>
-              <w:right w:type="dxa" w:w="200"/>
+              <w:top w:w="150" w:type="dxa"/>
+              <w:left w:w="200" w:type="dxa"/>
+              <w:bottom w:w="150" w:type="dxa"/>
+              <w:right w:w="200" w:type="dxa"/>
             </w:tcMar>
           </w:tcPr>
           <w:p>
@@ -128,7 +139,7 @@
                 <w:b/>
                 <w:bCs/>
               </w:rPr>
-              <w:t xml:space="preserve">Redirect URI</w:t>
+              <w:t>Redirect URI</w:t>
             </w:r>
           </w:p>
           <w:p>
@@ -137,22 +148,15 @@
             </w:pPr>
             <w:r>
               <w:rPr>
-                <w:rFonts w:ascii="Consolas" w:cs="Consolas" w:eastAsia="Consolas" w:hAnsi="Consolas"/>
+                <w:rFonts w:ascii="Consolas" w:eastAsia="Consolas" w:hAnsi="Consolas" w:cs="Consolas"/>
               </w:rPr>
-              <w:t xml:space="preserve">https://marketing-os-eight-virid.vercel.app/api/oauth/tiktok/callback</w:t>
+              <w:t>https://marketing-os-eight-virid.vercel.app/api/oauth/tiktok/callback</w:t>
             </w:r>
           </w:p>
           <w:p>
             <w:pPr>
               <w:spacing w:after="60"/>
             </w:pPr>
-            <w:r>
-              <w:rPr>
-                <w:b w:val="false"/>
-                <w:bCs w:val="false"/>
-              </w:rPr>
-              <w:t xml:space="preserve"/>
-            </w:r>
           </w:p>
           <w:p>
             <w:pPr>
@@ -163,31 +167,92 @@
                 <w:b/>
                 <w:bCs/>
               </w:rPr>
-              <w:t xml:space="preserve">Scopes requested</w:t>
+              <w:t>Scopes requested</w:t>
             </w:r>
           </w:p>
           <w:p>
             <w:pPr>
               <w:spacing w:after="60"/>
             </w:pPr>
+            <w:proofErr w:type="spellStart"/>
+            <w:proofErr w:type="gramStart"/>
             <w:r>
               <w:rPr>
-                <w:rFonts w:ascii="Consolas" w:cs="Consolas" w:eastAsia="Consolas" w:hAnsi="Consolas"/>
+                <w:rFonts w:ascii="Consolas" w:eastAsia="Consolas" w:hAnsi="Consolas" w:cs="Consolas"/>
               </w:rPr>
-              <w:t xml:space="preserve">user.info.basic, user.info.profile, video.list, video.publish, video.upload</w:t>
-            </w:r>
+              <w:t>user.info.basic</w:t>
+            </w:r>
+            <w:proofErr w:type="spellEnd"/>
+            <w:proofErr w:type="gramEnd"/>
+            <w:r>
+              <w:rPr>
+                <w:rFonts w:ascii="Consolas" w:eastAsia="Consolas" w:hAnsi="Consolas" w:cs="Consolas"/>
+              </w:rPr>
+              <w:t xml:space="preserve">, </w:t>
+            </w:r>
+            <w:proofErr w:type="spellStart"/>
+            <w:proofErr w:type="gramStart"/>
+            <w:r>
+              <w:rPr>
+                <w:rFonts w:ascii="Consolas" w:eastAsia="Consolas" w:hAnsi="Consolas" w:cs="Consolas"/>
+              </w:rPr>
+              <w:t>user.info.profile</w:t>
+            </w:r>
+            <w:proofErr w:type="spellEnd"/>
+            <w:proofErr w:type="gramEnd"/>
+            <w:r>
+              <w:rPr>
+                <w:rFonts w:ascii="Consolas" w:eastAsia="Consolas" w:hAnsi="Consolas" w:cs="Consolas"/>
+              </w:rPr>
+              <w:t xml:space="preserve">, </w:t>
+            </w:r>
+            <w:proofErr w:type="spellStart"/>
+            <w:proofErr w:type="gramStart"/>
+            <w:r>
+              <w:rPr>
+                <w:rFonts w:ascii="Consolas" w:eastAsia="Consolas" w:hAnsi="Consolas" w:cs="Consolas"/>
+              </w:rPr>
+              <w:t>video.list</w:t>
+            </w:r>
+            <w:proofErr w:type="spellEnd"/>
+            <w:proofErr w:type="gramEnd"/>
+            <w:r>
+              <w:rPr>
+                <w:rFonts w:ascii="Consolas" w:eastAsia="Consolas" w:hAnsi="Consolas" w:cs="Consolas"/>
+              </w:rPr>
+              <w:t xml:space="preserve">, </w:t>
+            </w:r>
+            <w:proofErr w:type="spellStart"/>
+            <w:proofErr w:type="gramStart"/>
+            <w:r>
+              <w:rPr>
+                <w:rFonts w:ascii="Consolas" w:eastAsia="Consolas" w:hAnsi="Consolas" w:cs="Consolas"/>
+              </w:rPr>
+              <w:t>video.publish</w:t>
+            </w:r>
+            <w:proofErr w:type="spellEnd"/>
+            <w:proofErr w:type="gramEnd"/>
+            <w:r>
+              <w:rPr>
+                <w:rFonts w:ascii="Consolas" w:eastAsia="Consolas" w:hAnsi="Consolas" w:cs="Consolas"/>
+              </w:rPr>
+              <w:t xml:space="preserve">, </w:t>
+            </w:r>
+            <w:proofErr w:type="spellStart"/>
+            <w:proofErr w:type="gramStart"/>
+            <w:r>
+              <w:rPr>
+                <w:rFonts w:ascii="Consolas" w:eastAsia="Consolas" w:hAnsi="Consolas" w:cs="Consolas"/>
+              </w:rPr>
+              <w:t>video.upload</w:t>
+            </w:r>
+            <w:proofErr w:type="spellEnd"/>
+            <w:proofErr w:type="gramEnd"/>
           </w:p>
           <w:p>
             <w:pPr>
               <w:spacing w:after="60"/>
             </w:pPr>
-            <w:r>
-              <w:rPr>
-                <w:b w:val="false"/>
-                <w:bCs w:val="false"/>
-              </w:rPr>
-              <w:t xml:space="preserve"/>
-            </w:r>
           </w:p>
           <w:p>
             <w:pPr>
@@ -198,7 +263,7 @@
                 <w:b/>
                 <w:bCs/>
               </w:rPr>
-              <w:t xml:space="preserve">Privacy Policy URL</w:t>
+              <w:t>Privacy Policy URL</w:t>
             </w:r>
           </w:p>
           <w:p>
@@ -207,22 +272,15 @@
             </w:pPr>
             <w:r>
               <w:rPr>
-                <w:rFonts w:ascii="Consolas" w:cs="Consolas" w:eastAsia="Consolas" w:hAnsi="Consolas"/>
+                <w:rFonts w:ascii="Consolas" w:eastAsia="Consolas" w:hAnsi="Consolas" w:cs="Consolas"/>
               </w:rPr>
-              <w:t xml:space="preserve">https://marketing-os-eight-virid.vercel.app/privacy</w:t>
+              <w:t>https://marketing-os-eight-virid.vercel.app/privacy</w:t>
             </w:r>
           </w:p>
           <w:p>
             <w:pPr>
               <w:spacing w:after="60"/>
             </w:pPr>
-            <w:r>
-              <w:rPr>
-                <w:b w:val="false"/>
-                <w:bCs w:val="false"/>
-              </w:rPr>
-              <w:t xml:space="preserve"/>
-            </w:r>
           </w:p>
           <w:p>
             <w:pPr>
@@ -233,18 +291,15 @@
                 <w:b/>
                 <w:bCs/>
               </w:rPr>
-              <w:t xml:space="preserve">Terms of Service URL</w:t>
+              <w:t>Terms of Service URL</w:t>
             </w:r>
           </w:p>
           <w:p>
-            <w:pPr>
-              <w:spacing w:after="0"/>
-            </w:pPr>
             <w:r>
               <w:rPr>
-                <w:rFonts w:ascii="Consolas" w:cs="Consolas" w:eastAsia="Consolas" w:hAnsi="Consolas"/>
+                <w:rFonts w:ascii="Consolas" w:eastAsia="Consolas" w:hAnsi="Consolas" w:cs="Consolas"/>
               </w:rPr>
-              <w:t xml:space="preserve">https://marketing-os-eight-virid.vercel.app/terms</w:t>
+              <w:t>https://marketing-os-eight-virid.vercel.app/terms</w:t>
             </w:r>
           </w:p>
         </w:tc>
@@ -265,16 +320,98 @@
           <w:iCs/>
           <w:color w:val="666666"/>
         </w:rPr>
-        <w:t xml:space="preserve">Before submitting: confirm the APP_URL environment variable in your Vercel project settings is set to https://marketing-os-eight-virid.vercel.app exactly — the redirect URI TikTok calls back to is built from it, and a mismatch will fail every login attempt during review.</w:t>
-      </w:r>
+        <w:t xml:space="preserve">Before </w:t>
+      </w:r>
+      <w:proofErr w:type="gramStart"/>
+      <w:r>
+        <w:rPr>
+          <w:i/>
+          <w:iCs/>
+          <w:color w:val="666666"/>
+        </w:rPr>
+        <w:t>submitting:</w:t>
+      </w:r>
+      <w:proofErr w:type="gramEnd"/>
+      <w:r>
+        <w:rPr>
+          <w:i/>
+          <w:iCs/>
+          <w:color w:val="666666"/>
+        </w:rPr>
+        <w:t xml:space="preserve"> confirm the APP_URL environment variable in your </w:t>
+      </w:r>
+      <w:proofErr w:type="spellStart"/>
+      <w:r>
+        <w:rPr>
+          <w:i/>
+          <w:iCs/>
+          <w:color w:val="666666"/>
+        </w:rPr>
+        <w:t>Vercel</w:t>
+      </w:r>
+      <w:proofErr w:type="spellEnd"/>
+      <w:r>
+        <w:rPr>
+          <w:i/>
+          <w:iCs/>
+          <w:color w:val="666666"/>
+        </w:rPr>
+        <w:t xml:space="preserve"> project settings is </w:t>
+      </w:r>
+      <w:proofErr w:type="gramStart"/>
+      <w:r>
+        <w:rPr>
+          <w:i/>
+          <w:iCs/>
+          <w:color w:val="666666"/>
+        </w:rPr>
+        <w:t>set to https://marketing-os-eight-virid.vercel.app exactly — the redirect URI TikTok calls back</w:t>
+      </w:r>
+      <w:proofErr w:type="gramEnd"/>
+      <w:r>
+        <w:rPr>
+          <w:i/>
+          <w:iCs/>
+          <w:color w:val="666666"/>
+        </w:rPr>
+        <w:t xml:space="preserve"> </w:t>
+      </w:r>
+      <w:proofErr w:type="gramStart"/>
+      <w:r>
+        <w:rPr>
+          <w:i/>
+          <w:iCs/>
+          <w:color w:val="666666"/>
+        </w:rPr>
+        <w:t>to is built from it, and a mismatch will fail every login</w:t>
+      </w:r>
+      <w:proofErr w:type="gramEnd"/>
+      <w:r>
+        <w:rPr>
+          <w:i/>
+          <w:iCs/>
+          <w:color w:val="666666"/>
+        </w:rPr>
+        <w:t xml:space="preserve"> </w:t>
+      </w:r>
+      <w:proofErr w:type="gramStart"/>
+      <w:r>
+        <w:rPr>
+          <w:i/>
+          <w:iCs/>
+          <w:color w:val="666666"/>
+        </w:rPr>
+        <w:t>attempt during review.</w:t>
+      </w:r>
+      <w:proofErr w:type="gramEnd"/>
     </w:p>
     <w:p>
       <w:pPr>
         <w:pStyle w:val="Heading1"/>
-        <w:spacing w:after="150" w:before="300"/>
-      </w:pPr>
-      <w:r>
-        <w:t xml:space="preserve">3. Scope-by-Scope Justification</w:t>
+        <w:spacing w:before="300" w:after="150"/>
+      </w:pPr>
+      <w:r>
+        <w:t>3. Scope-by-Scope Justification</w:t>
       </w:r>
     </w:p>
     <w:p>
@@ -282,38 +419,57 @@
         <w:spacing w:after="120"/>
       </w:pPr>
       <w:r>
-        <w:t xml:space="preserve">TikTok’s reviewers check that every requested scope is actually used and explained. Use this table as your reference — paste the relevant line into the portal’s per-scope justification field if it asks for one.</w:t>
+        <w:t xml:space="preserve">TikTok’s reviewers check that every requested scope is </w:t>
+      </w:r>
+      <w:proofErr w:type="gramStart"/>
+      <w:r>
+        <w:t>actually used</w:t>
+      </w:r>
+      <w:proofErr w:type="gramEnd"/>
+      <w:r>
+        <w:t xml:space="preserve"> and explained. Use this table as your reference — paste the relevant line into the portal’s per-scope justification field if it asks for one.</w:t>
       </w:r>
     </w:p>
     <w:tbl>
       <w:tblPr>
-        <w:tblW w:type="dxa" w:w="9360"/>
+        <w:tblW w:w="9360" w:type="dxa"/>
         <w:tblBorders>
-          <w:top w:val="single" w:color="auto" w:sz="4"/>
-          <w:left w:val="single" w:color="auto" w:sz="4"/>
-          <w:bottom w:val="single" w:color="auto" w:sz="4"/>
-          <w:right w:val="single" w:color="auto" w:sz="4"/>
-          <w:insideH w:val="single" w:color="auto" w:sz="4"/>
-          <w:insideV w:val="single" w:color="auto" w:sz="4"/>
+          <w:top w:val="single" w:sz="4" w:space="0" w:color="auto"/>
+          <w:left w:val="single" w:sz="4" w:space="0" w:color="auto"/>
+          <w:bottom w:val="single" w:sz="4" w:space="0" w:color="auto"/>
+          <w:right w:val="single" w:sz="4" w:space="0" w:color="auto"/>
+          <w:insideH w:val="single" w:sz="4" w:space="0" w:color="auto"/>
+          <w:insideV w:val="single" w:sz="4" w:space="0" w:color="auto"/>
         </w:tblBorders>
+        <w:tblCellMar>
+          <w:left w:w="10" w:type="dxa"/>
+          <w:right w:w="10" w:type="dxa"/>
+        </w:tblCellMar>
+        <w:tblLook w:val="04A0" w:firstRow="1" w:lastRow="0" w:firstColumn="1" w:lastColumn="0" w:noHBand="0" w:noVBand="1"/>
       </w:tblPr>
       <w:tblGrid>
         <w:gridCol w:w="2200"/>
         <w:gridCol w:w="7160"/>
       </w:tblGrid>
       <w:tr>
+        <w:tblPrEx>
+          <w:tblCellMar>
+            <w:top w:w="0" w:type="dxa"/>
+            <w:bottom w:w="0" w:type="dxa"/>
+          </w:tblCellMar>
+        </w:tblPrEx>
         <w:trPr>
           <w:tblHeader/>
         </w:trPr>
         <w:tc>
           <w:tcPr>
-            <w:tcW w:type="dxa" w:w="2200"/>
-            <w:shd w:fill="5B21B6" w:val="clear"/>
+            <w:tcW w:w="2200" w:type="dxa"/>
+            <w:shd w:val="clear" w:color="auto" w:fill="5B21B6"/>
             <w:tcMar>
-              <w:top w:type="dxa" w:w="100"/>
-              <w:left w:type="dxa" w:w="120"/>
-              <w:bottom w:type="dxa" w:w="100"/>
-              <w:right w:type="dxa" w:w="120"/>
+              <w:top w:w="100" w:type="dxa"/>
+              <w:left w:w="120" w:type="dxa"/>
+              <w:bottom w:w="100" w:type="dxa"/>
+              <w:right w:w="120" w:type="dxa"/>
             </w:tcMar>
           </w:tcPr>
           <w:p>
@@ -323,19 +479,19 @@
                 <w:bCs/>
                 <w:color w:val="FFFFFF"/>
               </w:rPr>
-              <w:t xml:space="preserve">Scope</w:t>
+              <w:t>Scope</w:t>
             </w:r>
           </w:p>
         </w:tc>
         <w:tc>
           <w:tcPr>
-            <w:tcW w:type="dxa" w:w="7160"/>
-            <w:shd w:fill="5B21B6" w:val="clear"/>
+            <w:tcW w:w="7160" w:type="dxa"/>
+            <w:shd w:val="clear" w:color="auto" w:fill="5B21B6"/>
             <w:tcMar>
-              <w:top w:type="dxa" w:w="100"/>
-              <w:left w:type="dxa" w:w="120"/>
-              <w:bottom w:type="dxa" w:w="100"/>
-              <w:right w:type="dxa" w:w="120"/>
+              <w:top w:w="100" w:type="dxa"/>
+              <w:left w:w="120" w:type="dxa"/>
+              <w:bottom w:w="100" w:type="dxa"/>
+              <w:right w:w="120" w:type="dxa"/>
             </w:tcMar>
           </w:tcPr>
           <w:p>
@@ -345,222 +501,261 @@
                 <w:bCs/>
                 <w:color w:val="FFFFFF"/>
               </w:rPr>
-              <w:t xml:space="preserve">Why AMAI needs it</w:t>
+              <w:t>Why AMAI needs it</w:t>
             </w:r>
           </w:p>
         </w:tc>
       </w:tr>
       <w:tr>
+        <w:tblPrEx>
+          <w:tblCellMar>
+            <w:top w:w="0" w:type="dxa"/>
+            <w:bottom w:w="0" w:type="dxa"/>
+          </w:tblCellMar>
+        </w:tblPrEx>
         <w:tc>
           <w:tcPr>
-            <w:tcW w:type="dxa" w:w="2200"/>
+            <w:tcW w:w="2200" w:type="dxa"/>
             <w:tcMar>
-              <w:top w:type="dxa" w:w="100"/>
-              <w:left w:type="dxa" w:w="120"/>
-              <w:bottom w:type="dxa" w:w="100"/>
-              <w:right w:type="dxa" w:w="120"/>
+              <w:top w:w="100" w:type="dxa"/>
+              <w:left w:w="120" w:type="dxa"/>
+              <w:bottom w:w="100" w:type="dxa"/>
+              <w:right w:w="120" w:type="dxa"/>
             </w:tcMar>
           </w:tcPr>
           <w:p>
+            <w:proofErr w:type="spellStart"/>
+            <w:proofErr w:type="gramStart"/>
             <w:r>
               <w:rPr>
-                <w:rFonts w:ascii="Consolas" w:cs="Consolas" w:eastAsia="Consolas" w:hAnsi="Consolas"/>
-                <w:sz w:val="20"/>
-                <w:szCs w:val="20"/>
+                <w:rFonts w:ascii="Consolas" w:eastAsia="Consolas" w:hAnsi="Consolas" w:cs="Consolas"/>
               </w:rPr>
-              <w:t xml:space="preserve">user.info.basic</w:t>
-            </w:r>
+              <w:t>user.info.basic</w:t>
+            </w:r>
+            <w:proofErr w:type="spellEnd"/>
+            <w:proofErr w:type="gramEnd"/>
           </w:p>
         </w:tc>
         <w:tc>
           <w:tcPr>
-            <w:tcW w:type="dxa" w:w="7160"/>
+            <w:tcW w:w="7160" w:type="dxa"/>
             <w:tcMar>
-              <w:top w:type="dxa" w:w="100"/>
-              <w:left w:type="dxa" w:w="120"/>
-              <w:bottom w:type="dxa" w:w="100"/>
-              <w:right w:type="dxa" w:w="120"/>
+              <w:top w:w="100" w:type="dxa"/>
+              <w:left w:w="120" w:type="dxa"/>
+              <w:bottom w:w="100" w:type="dxa"/>
+              <w:right w:w="120" w:type="dxa"/>
             </w:tcMar>
           </w:tcPr>
           <w:p>
             <w:r>
-              <w:rPr>
-                <w:sz w:val="20"/>
-                <w:szCs w:val="20"/>
-              </w:rPr>
-              <w:t xml:space="preserve">Identify which TikTok account was connected (open ID) and confirm the connection succeeded, so it can be shown as "Connected" in the user’s dashboard.</w:t>
+              <w:t>Identify which TikTok account was connected (open ID) and confirm the connection succeeded, so it can be shown as "Connected" in the user’s dashboard.</w:t>
             </w:r>
           </w:p>
         </w:tc>
       </w:tr>
       <w:tr>
+        <w:tblPrEx>
+          <w:tblCellMar>
+            <w:top w:w="0" w:type="dxa"/>
+            <w:bottom w:w="0" w:type="dxa"/>
+          </w:tblCellMar>
+        </w:tblPrEx>
         <w:tc>
           <w:tcPr>
-            <w:tcW w:type="dxa" w:w="2200"/>
+            <w:tcW w:w="2200" w:type="dxa"/>
             <w:tcMar>
-              <w:top w:type="dxa" w:w="100"/>
-              <w:left w:type="dxa" w:w="120"/>
-              <w:bottom w:type="dxa" w:w="100"/>
-              <w:right w:type="dxa" w:w="120"/>
+              <w:top w:w="100" w:type="dxa"/>
+              <w:left w:w="120" w:type="dxa"/>
+              <w:bottom w:w="100" w:type="dxa"/>
+              <w:right w:w="120" w:type="dxa"/>
             </w:tcMar>
           </w:tcPr>
           <w:p>
+            <w:proofErr w:type="spellStart"/>
+            <w:proofErr w:type="gramStart"/>
             <w:r>
               <w:rPr>
-                <w:rFonts w:ascii="Consolas" w:cs="Consolas" w:eastAsia="Consolas" w:hAnsi="Consolas"/>
-                <w:sz w:val="20"/>
-                <w:szCs w:val="20"/>
+                <w:rFonts w:ascii="Consolas" w:eastAsia="Consolas" w:hAnsi="Consolas" w:cs="Consolas"/>
               </w:rPr>
-              <w:t xml:space="preserve">user.info.profile</w:t>
-            </w:r>
+              <w:t>user.info.profile</w:t>
+            </w:r>
+            <w:proofErr w:type="spellEnd"/>
+            <w:proofErr w:type="gramEnd"/>
           </w:p>
         </w:tc>
         <w:tc>
           <w:tcPr>
-            <w:tcW w:type="dxa" w:w="7160"/>
+            <w:tcW w:w="7160" w:type="dxa"/>
             <w:tcMar>
-              <w:top w:type="dxa" w:w="100"/>
-              <w:left w:type="dxa" w:w="120"/>
-              <w:bottom w:type="dxa" w:w="100"/>
-              <w:right w:type="dxa" w:w="120"/>
+              <w:top w:w="100" w:type="dxa"/>
+              <w:left w:w="120" w:type="dxa"/>
+              <w:bottom w:w="100" w:type="dxa"/>
+              <w:right w:w="120" w:type="dxa"/>
             </w:tcMar>
           </w:tcPr>
           <w:p>
             <w:r>
-              <w:rPr>
-                <w:sz w:val="20"/>
-                <w:szCs w:val="20"/>
-              </w:rPr>
-              <w:t xml:space="preserve">Display the connected account’s username/handle back to the user in AMAI’s UI, so they can confirm they connected the right account.</w:t>
+              <w:t>Display the connected account’s username/handle back to the user in AMAI’s UI, so they can confirm they connected the right account.</w:t>
             </w:r>
           </w:p>
         </w:tc>
       </w:tr>
       <w:tr>
+        <w:tblPrEx>
+          <w:tblCellMar>
+            <w:top w:w="0" w:type="dxa"/>
+            <w:bottom w:w="0" w:type="dxa"/>
+          </w:tblCellMar>
+        </w:tblPrEx>
         <w:tc>
           <w:tcPr>
-            <w:tcW w:type="dxa" w:w="2200"/>
+            <w:tcW w:w="2200" w:type="dxa"/>
             <w:tcMar>
-              <w:top w:type="dxa" w:w="100"/>
-              <w:left w:type="dxa" w:w="120"/>
-              <w:bottom w:type="dxa" w:w="100"/>
-              <w:right w:type="dxa" w:w="120"/>
+              <w:top w:w="100" w:type="dxa"/>
+              <w:left w:w="120" w:type="dxa"/>
+              <w:bottom w:w="100" w:type="dxa"/>
+              <w:right w:w="120" w:type="dxa"/>
             </w:tcMar>
           </w:tcPr>
           <w:p>
+            <w:proofErr w:type="spellStart"/>
+            <w:proofErr w:type="gramStart"/>
             <w:r>
               <w:rPr>
-                <w:rFonts w:ascii="Consolas" w:cs="Consolas" w:eastAsia="Consolas" w:hAnsi="Consolas"/>
-                <w:sz w:val="20"/>
-                <w:szCs w:val="20"/>
+                <w:rFonts w:ascii="Consolas" w:eastAsia="Consolas" w:hAnsi="Consolas" w:cs="Consolas"/>
               </w:rPr>
-              <w:t xml:space="preserve">video.list</w:t>
-            </w:r>
+              <w:lastRenderedPageBreak/>
+              <w:t>video.list</w:t>
+            </w:r>
+            <w:proofErr w:type="spellEnd"/>
+            <w:proofErr w:type="gramEnd"/>
           </w:p>
         </w:tc>
         <w:tc>
           <w:tcPr>
-            <w:tcW w:type="dxa" w:w="7160"/>
+            <w:tcW w:w="7160" w:type="dxa"/>
             <w:tcMar>
-              <w:top w:type="dxa" w:w="100"/>
-              <w:left w:type="dxa" w:w="120"/>
-              <w:bottom w:type="dxa" w:w="100"/>
-              <w:right w:type="dxa" w:w="120"/>
+              <w:top w:w="100" w:type="dxa"/>
+              <w:left w:w="120" w:type="dxa"/>
+              <w:bottom w:w="100" w:type="dxa"/>
+              <w:right w:w="120" w:type="dxa"/>
             </w:tcMar>
           </w:tcPr>
           <w:p>
             <w:r>
-              <w:rPr>
-                <w:sz w:val="20"/>
-                <w:szCs w:val="20"/>
-              </w:rPr>
-              <w:t xml:space="preserve">Used by AMAI’s post-status checks to confirm a scheduled video actually appears on the creator’s account after publishing.</w:t>
+              <w:t xml:space="preserve">Used by AMAI’s post-status checks to confirm a scheduled video </w:t>
+            </w:r>
+            <w:proofErr w:type="gramStart"/>
+            <w:r>
+              <w:t>actually appears</w:t>
+            </w:r>
+            <w:proofErr w:type="gramEnd"/>
+            <w:r>
+              <w:t xml:space="preserve"> on the creator’s account after publishing.</w:t>
             </w:r>
           </w:p>
         </w:tc>
       </w:tr>
       <w:tr>
+        <w:tblPrEx>
+          <w:tblCellMar>
+            <w:top w:w="0" w:type="dxa"/>
+            <w:bottom w:w="0" w:type="dxa"/>
+          </w:tblCellMar>
+        </w:tblPrEx>
         <w:tc>
           <w:tcPr>
-            <w:tcW w:type="dxa" w:w="2200"/>
+            <w:tcW w:w="2200" w:type="dxa"/>
             <w:tcMar>
-              <w:top w:type="dxa" w:w="100"/>
-              <w:left w:type="dxa" w:w="120"/>
-              <w:bottom w:type="dxa" w:w="100"/>
-              <w:right w:type="dxa" w:w="120"/>
+              <w:top w:w="100" w:type="dxa"/>
+              <w:left w:w="120" w:type="dxa"/>
+              <w:bottom w:w="100" w:type="dxa"/>
+              <w:right w:w="120" w:type="dxa"/>
             </w:tcMar>
           </w:tcPr>
           <w:p>
+            <w:proofErr w:type="spellStart"/>
+            <w:proofErr w:type="gramStart"/>
             <w:r>
               <w:rPr>
-                <w:rFonts w:ascii="Consolas" w:cs="Consolas" w:eastAsia="Consolas" w:hAnsi="Consolas"/>
-                <w:sz w:val="20"/>
-                <w:szCs w:val="20"/>
+                <w:rFonts w:ascii="Consolas" w:eastAsia="Consolas" w:hAnsi="Consolas" w:cs="Consolas"/>
               </w:rPr>
-              <w:t xml:space="preserve">video.publish</w:t>
-            </w:r>
+              <w:t>video.publish</w:t>
+            </w:r>
+            <w:proofErr w:type="spellEnd"/>
+            <w:proofErr w:type="gramEnd"/>
           </w:p>
         </w:tc>
         <w:tc>
           <w:tcPr>
-            <w:tcW w:type="dxa" w:w="7160"/>
+            <w:tcW w:w="7160" w:type="dxa"/>
             <w:tcMar>
-              <w:top w:type="dxa" w:w="100"/>
-              <w:left w:type="dxa" w:w="120"/>
-              <w:bottom w:type="dxa" w:w="100"/>
-              <w:right w:type="dxa" w:w="120"/>
+              <w:top w:w="100" w:type="dxa"/>
+              <w:left w:w="120" w:type="dxa"/>
+              <w:bottom w:w="100" w:type="dxa"/>
+              <w:right w:w="120" w:type="dxa"/>
             </w:tcMar>
           </w:tcPr>
           <w:p>
             <w:r>
-              <w:rPr>
-                <w:sz w:val="20"/>
-                <w:szCs w:val="20"/>
-              </w:rPr>
-              <w:t xml:space="preserve">Core feature: publish AI-scheduled video and photo posts directly to the user’s connected TikTok account, either after their manual approval or automatically per their configured schedule.</w:t>
+              <w:t>Core feature: publish AI-scheduled video and photo posts directly to the user’s connected TikTok account, either after their manual approval or automatically per their configured schedule.</w:t>
             </w:r>
           </w:p>
         </w:tc>
       </w:tr>
       <w:tr>
+        <w:tblPrEx>
+          <w:tblCellMar>
+            <w:top w:w="0" w:type="dxa"/>
+            <w:bottom w:w="0" w:type="dxa"/>
+          </w:tblCellMar>
+        </w:tblPrEx>
         <w:tc>
           <w:tcPr>
-            <w:tcW w:type="dxa" w:w="2200"/>
+            <w:tcW w:w="2200" w:type="dxa"/>
             <w:tcMar>
-              <w:top w:type="dxa" w:w="100"/>
-              <w:left w:type="dxa" w:w="120"/>
-              <w:bottom w:type="dxa" w:w="100"/>
-              <w:right w:type="dxa" w:w="120"/>
+              <w:top w:w="100" w:type="dxa"/>
+              <w:left w:w="120" w:type="dxa"/>
+              <w:bottom w:w="100" w:type="dxa"/>
+              <w:right w:w="120" w:type="dxa"/>
             </w:tcMar>
           </w:tcPr>
           <w:p>
+            <w:proofErr w:type="spellStart"/>
+            <w:proofErr w:type="gramStart"/>
             <w:r>
               <w:rPr>
-                <w:rFonts w:ascii="Consolas" w:cs="Consolas" w:eastAsia="Consolas" w:hAnsi="Consolas"/>
-                <w:sz w:val="20"/>
-                <w:szCs w:val="20"/>
+                <w:rFonts w:ascii="Consolas" w:eastAsia="Consolas" w:hAnsi="Consolas" w:cs="Consolas"/>
               </w:rPr>
-              <w:t xml:space="preserve">video.upload</w:t>
-            </w:r>
+              <w:t>video.upload</w:t>
+            </w:r>
+            <w:proofErr w:type="spellEnd"/>
+            <w:proofErr w:type="gramEnd"/>
           </w:p>
         </w:tc>
         <w:tc>
           <w:tcPr>
-            <w:tcW w:type="dxa" w:w="7160"/>
+            <w:tcW w:w="7160" w:type="dxa"/>
             <w:tcMar>
-              <w:top w:type="dxa" w:w="100"/>
-              <w:left w:type="dxa" w:w="120"/>
-              <w:bottom w:type="dxa" w:w="100"/>
-              <w:right w:type="dxa" w:w="120"/>
+              <w:top w:w="100" w:type="dxa"/>
+              <w:left w:w="120" w:type="dxa"/>
+              <w:bottom w:w="100" w:type="dxa"/>
+              <w:right w:w="120" w:type="dxa"/>
             </w:tcMar>
           </w:tcPr>
           <w:p>
             <w:r>
-              <w:rPr>
-                <w:sz w:val="20"/>
-                <w:szCs w:val="20"/>
-              </w:rPr>
-              <w:t xml:space="preserve">Upload the video/photo bytes to TikTok (via FILE_UPLOAD) as the first step of the publish flow, before the post is finalized with video.publish.</w:t>
+              <w:t xml:space="preserve">Upload the video/photo bytes to TikTok (via FILE_UPLOAD) as the first step of the publish flow, before the post is finalized with </w:t>
+            </w:r>
+            <w:proofErr w:type="spellStart"/>
+            <w:proofErr w:type="gramStart"/>
+            <w:r>
+              <w:t>video.publish</w:t>
+            </w:r>
+            <w:proofErr w:type="spellEnd"/>
+            <w:proofErr w:type="gramEnd"/>
+            <w:r>
+              <w:t>.</w:t>
             </w:r>
           </w:p>
         </w:tc>
@@ -574,10 +769,10 @@
     <w:p>
       <w:pPr>
         <w:pStyle w:val="Heading1"/>
-        <w:spacing w:after="150" w:before="300"/>
-      </w:pPr>
-      <w:r>
-        <w:t xml:space="preserve">4. Exact Text for the "Submit for Review" Box</w:t>
+        <w:spacing w:before="300" w:after="150"/>
+      </w:pPr>
+      <w:r>
+        <w:t>4. Exact Text for the "Submit for Review" Box</w:t>
       </w:r>
     </w:p>
     <w:p>
@@ -585,48 +780,56 @@
         <w:spacing w:after="120"/>
       </w:pPr>
       <w:r>
-        <w:t xml:space="preserve">TikTok’s own guidance says to keep this short and concrete. Paste this in as-is:</w:t>
+        <w:t>TikTok’s own guidance says to keep this short and concrete. Paste this in as-is:</w:t>
       </w:r>
     </w:p>
     <w:tbl>
       <w:tblPr>
-        <w:tblW w:type="dxa" w:w="9360"/>
+        <w:tblW w:w="9360" w:type="dxa"/>
         <w:tblBorders>
-          <w:top w:val="single" w:color="auto" w:sz="4"/>
-          <w:left w:val="single" w:color="auto" w:sz="4"/>
-          <w:bottom w:val="single" w:color="auto" w:sz="4"/>
-          <w:right w:val="single" w:color="auto" w:sz="4"/>
-          <w:insideH w:val="single" w:color="auto" w:sz="4"/>
-          <w:insideV w:val="single" w:color="auto" w:sz="4"/>
+          <w:top w:val="single" w:sz="4" w:space="0" w:color="auto"/>
+          <w:left w:val="single" w:sz="4" w:space="0" w:color="auto"/>
+          <w:bottom w:val="single" w:sz="4" w:space="0" w:color="auto"/>
+          <w:right w:val="single" w:sz="4" w:space="0" w:color="auto"/>
+          <w:insideH w:val="single" w:sz="4" w:space="0" w:color="auto"/>
+          <w:insideV w:val="single" w:sz="4" w:space="0" w:color="auto"/>
         </w:tblBorders>
+        <w:tblCellMar>
+          <w:left w:w="10" w:type="dxa"/>
+          <w:right w:w="10" w:type="dxa"/>
+        </w:tblCellMar>
+        <w:tblLook w:val="04A0" w:firstRow="1" w:lastRow="0" w:firstColumn="1" w:lastColumn="0" w:noHBand="0" w:noVBand="1"/>
       </w:tblPr>
       <w:tblGrid>
         <w:gridCol w:w="9360"/>
       </w:tblGrid>
       <w:tr>
+        <w:tblPrEx>
+          <w:tblCellMar>
+            <w:top w:w="0" w:type="dxa"/>
+            <w:bottom w:w="0" w:type="dxa"/>
+          </w:tblCellMar>
+        </w:tblPrEx>
         <w:tc>
           <w:tcPr>
-            <w:tcW w:type="dxa" w:w="9360"/>
+            <w:tcW w:w="9360" w:type="dxa"/>
             <w:tcBorders>
-              <w:top w:val="single" w:color="5B21B6" w:sz="4"/>
-              <w:left w:val="single" w:color="5B21B6" w:sz="4"/>
-              <w:bottom w:val="single" w:color="5B21B6" w:sz="4"/>
-              <w:right w:val="single" w:color="5B21B6" w:sz="4"/>
+              <w:top w:val="single" w:sz="4" w:space="0" w:color="5B21B6"/>
+              <w:left w:val="single" w:sz="4" w:space="0" w:color="5B21B6"/>
+              <w:bottom w:val="single" w:sz="4" w:space="0" w:color="5B21B6"/>
+              <w:right w:val="single" w:sz="4" w:space="0" w:color="5B21B6"/>
             </w:tcBorders>
-            <w:shd w:fill="F5F3FF" w:val="clear"/>
+            <w:shd w:val="clear" w:color="auto" w:fill="F5F3FF"/>
             <w:tcMar>
-              <w:top w:type="dxa" w:w="150"/>
-              <w:left w:type="dxa" w:w="200"/>
-              <w:bottom w:type="dxa" w:w="150"/>
-              <w:right w:type="dxa" w:w="200"/>
+              <w:top w:w="150" w:type="dxa"/>
+              <w:left w:w="200" w:type="dxa"/>
+              <w:bottom w:w="150" w:type="dxa"/>
+              <w:right w:w="200" w:type="dxa"/>
             </w:tcMar>
           </w:tcPr>
           <w:p>
-            <w:pPr>
-              <w:spacing w:after="0"/>
-            </w:pPr>
-            <w:r>
-              <w:t xml:space="preserve">We use the TikTok Content Posting API to let users schedule and automatically publish their own photo and video content to their connected TikTok account. Users upload media, review an AI-generated caption and hashtags, and approve (or auto-approve) the post; AMAI then uploads the file and publishes it to the user’s own TikTok account at their chosen time. We only ever publish to accounts the user has explicitly connected via TikTok OAuth login.</w:t>
+            <w:r>
+              <w:t>We use the TikTok Content Posting API to let users schedule and automatically publish their own photo and video content to their connected TikTok account. Users upload media, review an AI-generated caption and hashtags, and approve (or auto-approve) the post; AMAI then uploads the file and publishes it to the user’s own TikTok account at their chosen time. We only ever publish to accounts the user has explicitly connected via TikTok OAuth login.</w:t>
             </w:r>
           </w:p>
         </w:tc>
@@ -635,10 +838,10 @@
     <w:p>
       <w:pPr>
         <w:pStyle w:val="Heading1"/>
-        <w:spacing w:after="150" w:before="300"/>
-      </w:pPr>
-      <w:r>
-        <w:t xml:space="preserve">5. Demo Screencast — Recording Script</w:t>
+        <w:spacing w:before="300" w:after="150"/>
+      </w:pPr>
+      <w:r>
+        <w:t>5. Demo Screencast — Recording Script</w:t>
       </w:r>
     </w:p>
     <w:p>
@@ -646,7 +849,31 @@
         <w:spacing w:after="120"/>
       </w:pPr>
       <w:r>
-        <w:t xml:space="preserve">TikTok requires a screen recording showing the full, working flow. You record this yourself (it has to be your real TikTok login and your real AMAI account) — follow these steps in order. Since your app is still unaudited, posts will land as SELF_ONLY (private) during this recording, which is expected and fine.</w:t>
+        <w:t xml:space="preserve">TikTok requires a screen recording showing the </w:t>
+      </w:r>
+      <w:proofErr w:type="gramStart"/>
+      <w:r>
+        <w:t>full,</w:t>
+      </w:r>
+      <w:proofErr w:type="gramEnd"/>
+      <w:r>
+        <w:t xml:space="preserve"> working flow. You record this yourself (it </w:t>
+      </w:r>
+      <w:proofErr w:type="gramStart"/>
+      <w:r>
+        <w:t>has to</w:t>
+      </w:r>
+      <w:proofErr w:type="gramEnd"/>
+      <w:r>
+        <w:t xml:space="preserve"> be your real TikTok login and your real AMAI </w:t>
+      </w:r>
+      <w:proofErr w:type="gramStart"/>
+      <w:r>
+        <w:t>account) —</w:t>
+      </w:r>
+      <w:proofErr w:type="gramEnd"/>
+      <w:r>
+        <w:t xml:space="preserve"> follow these steps in order. Since your app is still unaudited, posts will land as SELF_ONLY (private) during this recording, which is expected and fine.</w:t>
       </w:r>
     </w:p>
     <w:p>
@@ -659,7 +886,23 @@
         <w:spacing w:after="100"/>
       </w:pPr>
       <w:r>
-        <w:t xml:space="preserve">Open marketing-os-eight-virid.vercel.app and sign in to your AMAI account.</w:t>
+        <w:t>Open marketing-</w:t>
+      </w:r>
+      <w:proofErr w:type="spellStart"/>
+      <w:r>
+        <w:t>os</w:t>
+      </w:r>
+      <w:proofErr w:type="spellEnd"/>
+      <w:r>
+        <w:t>-eight-</w:t>
+      </w:r>
+      <w:proofErr w:type="spellStart"/>
+      <w:r>
+        <w:t>virid.vercel.app</w:t>
+      </w:r>
+      <w:proofErr w:type="spellEnd"/>
+      <w:r>
+        <w:t xml:space="preserve"> and sign in to your AMAI account.</w:t>
       </w:r>
     </w:p>
     <w:p>
@@ -672,7 +915,7 @@
         <w:spacing w:after="100"/>
       </w:pPr>
       <w:r>
-        <w:t xml:space="preserve">Go to Dashboard → Settings → Connected Accounts (or the Integrations page) and click "Connect" under TikTok.</w:t>
+        <w:t>Go to Dashboard → Settings → Connected Accounts (or the Integrations page) and click "Connect" under TikTok.</w:t>
       </w:r>
     </w:p>
     <w:p>
@@ -685,7 +928,7 @@
         <w:spacing w:after="100"/>
       </w:pPr>
       <w:r>
-        <w:t xml:space="preserve">Show the TikTok OAuth consent screen appearing, log in, and approve the requested permissions.</w:t>
+        <w:t>Show the TikTok OAuth consent screen appearing, log in, and approve the requested permissions.</w:t>
       </w:r>
     </w:p>
     <w:p>
@@ -698,7 +941,7 @@
         <w:spacing w:after="100"/>
       </w:pPr>
       <w:r>
-        <w:t xml:space="preserve">Show AMAI redirecting back and displaying the connected TikTok account (handle visible).</w:t>
+        <w:t>Show AMAI redirecting back and displaying the connected TikTok account (handle visible).</w:t>
       </w:r>
     </w:p>
     <w:p>
@@ -711,7 +954,7 @@
         <w:spacing w:after="100"/>
       </w:pPr>
       <w:r>
-        <w:t xml:space="preserve">Go to Media Library, upload a photo or video file, and narrate: "AMAI is now analyzing this and generating a caption and hashtags."</w:t>
+        <w:t>Go to Media Library, upload a photo or video file, and narrate: "AMAI is now analyzing this and generating a caption and hashtags."</w:t>
       </w:r>
     </w:p>
     <w:p>
@@ -724,7 +967,7 @@
         <w:spacing w:after="100"/>
       </w:pPr>
       <w:r>
-        <w:t xml:space="preserve">Show the AMAI Engine’s live status checklist as it moves through Analyzing → Caption → Hashtags → Scheduling.</w:t>
+        <w:t>Show the AMAI Engine’s live status checklist as it moves through Analyzing → Caption → Hashtags → Scheduling.</w:t>
       </w:r>
     </w:p>
     <w:p>
@@ -737,7 +980,7 @@
         <w:spacing w:after="100"/>
       </w:pPr>
       <w:r>
-        <w:t xml:space="preserve">Open the Approval Queue (or Publishing Calendar) and show the generated post with its caption, hashtags, and scheduled time, targeting the connected TikTok account.</w:t>
+        <w:t>Open the Approval Queue (or Publishing Calendar) and show the generated post with its caption, hashtags, and scheduled time, targeting the connected TikTok account.</w:t>
       </w:r>
     </w:p>
     <w:p>
@@ -750,7 +993,15 @@
         <w:spacing w:after="100"/>
       </w:pPr>
       <w:r>
-        <w:t xml:space="preserve">Click Approve / Publish Now, and show the post status changing to "Scheduled" or "Published."</w:t>
+        <w:t xml:space="preserve">Click Approve / Publish </w:t>
+      </w:r>
+      <w:proofErr w:type="gramStart"/>
+      <w:r>
+        <w:t>Now, and</w:t>
+      </w:r>
+      <w:proofErr w:type="gramEnd"/>
+      <w:r>
+        <w:t xml:space="preserve"> show the post status changing to "Scheduled" or "Published."</w:t>
       </w:r>
     </w:p>
     <w:p>
@@ -763,7 +1014,7 @@
         <w:spacing w:after="100"/>
       </w:pPr>
       <w:r>
-        <w:t xml:space="preserve">Switch to the TikTok app (or TikTok Studio) and show the video/photo now present on the account, under Private/SELF_ONLY visibility (this is expected pre-audit).</w:t>
+        <w:t>Switch to the TikTok app (or TikTok Studio) and show the video/photo now present on the account, under Private/SELF_ONLY visibility (this is expected pre-audit).</w:t>
       </w:r>
     </w:p>
     <w:p>
@@ -776,29 +1027,71 @@
         <w:spacing w:after="100"/>
       </w:pPr>
       <w:r>
-        <w:t xml:space="preserve">Optionally, narrate a sentence at the end: "This confirms AMAI successfully published to our own connected TikTok account using the Content Posting API."</w:t>
+        <w:t>Optionally, narrate a sentence at the end: "This confirms AMAI successfully published to our own connected TikTok account using the Content Posting API."</w:t>
       </w:r>
     </w:p>
     <w:p>
       <w:pPr>
         <w:spacing w:after="120"/>
-      </w:pPr>
-      <w:r>
         <w:rPr>
           <w:i/>
           <w:iCs/>
           <w:color w:val="666666"/>
         </w:rPr>
-        <w:t xml:space="preserve">Keep the recording under ~3 minutes, screen only (no extra editing needed), and make sure the TikTok account shown is one you actually own so the reviewer can verify it if needed.</w:t>
+      </w:pPr>
+      <w:r>
+        <w:rPr>
+          <w:i/>
+          <w:iCs/>
+          <w:color w:val="666666"/>
+        </w:rPr>
+        <w:t xml:space="preserve">Keep the recording under ~3 minutes, screen only (no extra editing needed), and make sure the TikTok account shown is one you </w:t>
+      </w:r>
+      <w:proofErr w:type="gramStart"/>
+      <w:r>
+        <w:rPr>
+          <w:i/>
+          <w:iCs/>
+          <w:color w:val="666666"/>
+        </w:rPr>
+        <w:t>actually own</w:t>
+      </w:r>
+      <w:proofErr w:type="gramEnd"/>
+      <w:r>
+        <w:rPr>
+          <w:i/>
+          <w:iCs/>
+          <w:color w:val="666666"/>
+        </w:rPr>
+        <w:t xml:space="preserve"> so the reviewer can verify it if needed.</w:t>
+      </w:r>
+    </w:p>
+    <w:p>
+      <w:pPr>
+        <w:spacing w:after="120"/>
+        <w:rPr>
+          <w:i/>
+          <w:iCs/>
+          <w:color w:val="666666"/>
+        </w:rPr>
+      </w:pPr>
+    </w:p>
+    <w:p>
+      <w:pPr>
+        <w:spacing w:after="120"/>
+      </w:pPr>
+      <w:r>
+        <w:lastRenderedPageBreak/>
+        <w:t>Connects your Google Drive to generate AI captions and automatically schedule and publish short-form videos to TikTok.</w:t>
       </w:r>
     </w:p>
     <w:p>
       <w:pPr>
         <w:pStyle w:val="Heading1"/>
-        <w:spacing w:after="150" w:before="300"/>
-      </w:pPr>
-      <w:r>
-        <w:t xml:space="preserve">6. Pre-Submission Checklist</w:t>
+        <w:spacing w:before="300" w:after="150"/>
+      </w:pPr>
+      <w:r>
+        <w:t>6. Pre-Submission Checklist</w:t>
       </w:r>
     </w:p>
     <w:p>
@@ -811,7 +1104,7 @@
         <w:spacing w:after="60"/>
       </w:pPr>
       <w:r>
-        <w:t xml:space="preserve">Privacy Policy is live at https://marketing-os-eight-virid.vercel.app/privacy and accurately describes TikTok data usage.</w:t>
+        <w:t>Privacy Policy is live at https://marketing-os-eight-virid.vercel.app/privacy and accurately describes TikTok data usage.</w:t>
       </w:r>
     </w:p>
     <w:p>
@@ -824,7 +1117,7 @@
         <w:spacing w:after="60"/>
       </w:pPr>
       <w:r>
-        <w:t xml:space="preserve">Terms of Service is live at https://marketing-os-eight-virid.vercel.app/terms.</w:t>
+        <w:t>Terms of Service is live at https://marketing-os-eight-virid.vercel.app/terms.</w:t>
       </w:r>
     </w:p>
     <w:p>
@@ -837,7 +1130,15 @@
         <w:spacing w:after="60"/>
       </w:pPr>
       <w:r>
-        <w:t xml:space="preserve">APP_URL environment variable in Vercel matches the domain used in the redirect URI above.</w:t>
+        <w:t xml:space="preserve">APP_URL environment variable in </w:t>
+      </w:r>
+      <w:proofErr w:type="spellStart"/>
+      <w:r>
+        <w:t>Vercel</w:t>
+      </w:r>
+      <w:proofErr w:type="spellEnd"/>
+      <w:r>
+        <w:t xml:space="preserve"> matches the domain used in the redirect URI above.</w:t>
       </w:r>
     </w:p>
     <w:p>
@@ -850,7 +1151,15 @@
         <w:spacing w:after="60"/>
       </w:pPr>
       <w:r>
-        <w:t xml:space="preserve">TIKTOK_CLIENT_KEY and TIKTOK_CLIENT_SECRET are set in Vercel’s production environment variables.</w:t>
+        <w:t xml:space="preserve">TIKTOK_CLIENT_KEY and TIKTOK_CLIENT_SECRET are set in </w:t>
+      </w:r>
+      <w:proofErr w:type="spellStart"/>
+      <w:r>
+        <w:t>Vercel’s</w:t>
+      </w:r>
+      <w:proofErr w:type="spellEnd"/>
+      <w:r>
+        <w:t xml:space="preserve"> production environment variables.</w:t>
       </w:r>
     </w:p>
     <w:p>
@@ -863,7 +1172,7 @@
         <w:spacing w:after="60"/>
       </w:pPr>
       <w:r>
-        <w:t xml:space="preserve">Full connect → upload → approve → publish flow tested end-to-end in production at least once before recording.</w:t>
+        <w:t>Full connect → upload → approve → publish flow tested end-to-end in production at least once before recording.</w:t>
       </w:r>
     </w:p>
     <w:p>
@@ -876,7 +1185,7 @@
         <w:spacing w:after="60"/>
       </w:pPr>
       <w:r>
-        <w:t xml:space="preserve">Screencast recorded per the script above and ready to attach.</w:t>
+        <w:t>Screencast recorded per the script above and ready to attach.</w:t>
       </w:r>
     </w:p>
     <w:p>
@@ -889,7 +1198,15 @@
         <w:spacing w:after="60"/>
       </w:pPr>
       <w:r>
-        <w:t xml:space="preserve">"Submit for review" text pasted in from Section 4.</w:t>
+        <w:t xml:space="preserve">"Submit for review" text </w:t>
+      </w:r>
+      <w:proofErr w:type="gramStart"/>
+      <w:r>
+        <w:t>pasted</w:t>
+      </w:r>
+      <w:proofErr w:type="gramEnd"/>
+      <w:r>
+        <w:t xml:space="preserve"> in from Section 4.</w:t>
       </w:r>
     </w:p>
     <w:p>
@@ -902,16 +1219,66 @@
         <w:spacing w:after="60"/>
       </w:pPr>
       <w:r>
-        <w:t xml:space="preserve">All 5 scopes selected: user.info.basic, user.info.profile, video.list, video.publish, video.upload.</w:t>
+        <w:t xml:space="preserve">All 5 scopes selected: </w:t>
+      </w:r>
+      <w:proofErr w:type="spellStart"/>
+      <w:proofErr w:type="gramStart"/>
+      <w:r>
+        <w:t>user.info.basic</w:t>
+      </w:r>
+      <w:proofErr w:type="spellEnd"/>
+      <w:proofErr w:type="gramEnd"/>
+      <w:r>
+        <w:t xml:space="preserve">, </w:t>
+      </w:r>
+      <w:proofErr w:type="spellStart"/>
+      <w:proofErr w:type="gramStart"/>
+      <w:r>
+        <w:t>user.info.profile</w:t>
+      </w:r>
+      <w:proofErr w:type="spellEnd"/>
+      <w:proofErr w:type="gramEnd"/>
+      <w:r>
+        <w:t xml:space="preserve">, </w:t>
+      </w:r>
+      <w:proofErr w:type="spellStart"/>
+      <w:proofErr w:type="gramStart"/>
+      <w:r>
+        <w:t>video.list</w:t>
+      </w:r>
+      <w:proofErr w:type="spellEnd"/>
+      <w:proofErr w:type="gramEnd"/>
+      <w:r>
+        <w:t xml:space="preserve">, </w:t>
+      </w:r>
+      <w:proofErr w:type="spellStart"/>
+      <w:proofErr w:type="gramStart"/>
+      <w:r>
+        <w:t>video.publish</w:t>
+      </w:r>
+      <w:proofErr w:type="spellEnd"/>
+      <w:proofErr w:type="gramEnd"/>
+      <w:r>
+        <w:t xml:space="preserve">, </w:t>
+      </w:r>
+      <w:proofErr w:type="spellStart"/>
+      <w:proofErr w:type="gramStart"/>
+      <w:r>
+        <w:t>video.upload</w:t>
+      </w:r>
+      <w:proofErr w:type="spellEnd"/>
+      <w:proofErr w:type="gramEnd"/>
+      <w:r>
+        <w:t>.</w:t>
       </w:r>
     </w:p>
     <w:p>
       <w:pPr>
         <w:pStyle w:val="Heading1"/>
-        <w:spacing w:after="150" w:before="300"/>
-      </w:pPr>
-      <w:r>
-        <w:t xml:space="preserve">7. After You Submit</w:t>
+        <w:spacing w:before="300" w:after="150"/>
+      </w:pPr>
+      <w:r>
+        <w:t>7. After You Submit</w:t>
       </w:r>
     </w:p>
     <w:p>
@@ -919,7 +1286,15 @@
         <w:spacing w:after="120"/>
       </w:pPr>
       <w:r>
-        <w:t xml:space="preserve">TikTok says review takes a few days up to two weeks. Track status under Production in the left nav of your app in the TikTok Developer Portal: Draft → In review → Live (approved) or Not approved. If rejected, the specific reason appears under "Review comments" in the app’s History — fix that exact issue and resubmit; there’s no limit on resubmissions.</w:t>
+        <w:t xml:space="preserve">TikTok says review takes a few days up to two weeks. Track status under Production in the left nav of your app in the TikTok Developer Portal: Draft → In review → Live (approved) or </w:t>
+      </w:r>
+      <w:proofErr w:type="gramStart"/>
+      <w:r>
+        <w:t>Not</w:t>
+      </w:r>
+      <w:proofErr w:type="gramEnd"/>
+      <w:r>
+        <w:t xml:space="preserve"> approved. If rejected, the specific reason appears under "Review comments" in the app’s History — fix that exact issue and resubmit; there’s no limit on resubmissions.</w:t>
       </w:r>
     </w:p>
     <w:p>
@@ -927,7 +1302,23 @@
         <w:spacing w:after="120"/>
       </w:pPr>
       <w:r>
-        <w:t xml:space="preserve">Once approved, the SELF_ONLY restriction lifts automatically — no code change needed on AMAI’s side. Posts will publish with whatever privacy_level the app already requests.</w:t>
+        <w:t xml:space="preserve">Once approved, the SELF_ONLY restriction lifts automatically — no code change needed on AMAI’s side. Posts will </w:t>
+      </w:r>
+      <w:proofErr w:type="gramStart"/>
+      <w:r>
+        <w:t>publish</w:t>
+      </w:r>
+      <w:proofErr w:type="gramEnd"/>
+      <w:r>
+        <w:t xml:space="preserve"> with whatever </w:t>
+      </w:r>
+      <w:proofErr w:type="spellStart"/>
+      <w:r>
+        <w:t>privacy_level</w:t>
+      </w:r>
+      <w:proofErr w:type="spellEnd"/>
+      <w:r>
+        <w:t xml:space="preserve"> the app already requests.</w:t>
       </w:r>
     </w:p>
     <w:p>
@@ -944,102 +1335,134 @@
           <w:sz w:val="18"/>
           <w:szCs w:val="18"/>
         </w:rPr>
-        <w:t xml:space="preserve">Prepared for AMAI · Abdurasaqadamolayinka@gmail.com</w:t>
+        <w:t>Prepared for AMAI · Abdurasaqadamolayinka@gmail.com</w:t>
       </w:r>
     </w:p>
     <w:sectPr>
-      <w:pgSz w:w="12240" w:h="15840" w:orient="portrait"/>
+      <w:pgSz w:w="12240" w:h="15840"/>
       <w:pgMar w:top="1440" w:right="1440" w:bottom="1440" w:left="1440" w:header="708" w:footer="708" w:gutter="0"/>
-      <w:pgNumType/>
+      <w:cols w:space="720"/>
       <w:docGrid w:linePitch="360"/>
     </w:sectPr>
   </w:body>
 </w:document>
 </file>
 
-<file path=word/comments.xml><?xml version="1.0" encoding="utf-8"?>
-<w:comments xmlns:cx="http://schemas.microsoft.com/office/drawing/2014/chartex" xmlns:cx1="http://schemas.microsoft.com/office/drawing/2015/9/8/chartex" xmlns:cx2="http://schemas.microsoft.com/office/drawing/2015/10/21/chartex" xmlns:cx3="http://schemas.microsoft.com/office/drawing/2016/5/9/chartex" xmlns:cx4="http://schemas.microsoft.com/office/drawing/2016/5/10/chartex" xmlns:cx5="http://schemas.microsoft.com/office/drawing/2016/5/11/chartex" xmlns:cx6="http://schemas.microsoft.com/office/drawing/2016/5/12/chartex" xmlns:cx7="http://schemas.microsoft.com/office/drawing/2016/5/13/chartex" xmlns:cx8="http://schemas.microsoft.com/office/drawing/2016/5/14/chartex" xmlns:mc="http://schemas.openxmlformats.org/markup-compatibility/2006" xmlns:aink="http://schemas.microsoft.com/office/drawing/2016/ink" xmlns:am3d="http://schemas.microsoft.com/office/drawing/2017/model3d" xmlns:o="urn:schemas-microsoft-com:office:office" xmlns:r="http://schemas.openxmlformats.org/officeDocument/2006/relationships" xmlns:m="http://schemas.openxmlformats.org/officeDocument/2006/math" xmlns:v="urn:schemas-microsoft-com:vml" xmlns:wp14="http://schemas.microsoft.com/office/word/2010/wordprocessingDrawing" xmlns:wp="http://schemas.openxmlformats.org/drawingml/2006/wordprocessingDrawing" xmlns:w10="urn:schemas-microsoft-com:office:word" xmlns:w="http://schemas.openxmlformats.org/wordprocessingml/2006/main" xmlns:w14="http://schemas.microsoft.com/office/word/2010/wordml" xmlns:w15="http://schemas.microsoft.com/office/word/2012/wordml" xmlns:w16cex="http://schemas.microsoft.com/office/word/2018/wordml/cex" xmlns:w16cid="http://schemas.microsoft.com/office/word/2016/wordml/cid" xmlns:w16="http://schemas.microsoft.com/office/word/2018/wordml" xmlns:w16sdtdh="http://schemas.microsoft.com/office/word/2020/wordml/sdtdatahash" xmlns:w16se="http://schemas.microsoft.com/office/word/2015/wordml/symex" xmlns:wpg="http://schemas.microsoft.com/office/word/2010/wordprocessingGroup" xmlns:wpi="http://schemas.microsoft.com/office/word/2010/wordprocessingInk" xmlns:wne="http://schemas.microsoft.com/office/word/2006/wordml" xmlns:wps="http://schemas.microsoft.com/office/word/2010/wordprocessingShape"/>
-</file>
-
-<file path=word/endnotes.xml><?xml version="1.0" encoding="utf-8"?>
-<w:endnotes xmlns:wpc="http://schemas.microsoft.com/office/word/2010/wordprocessingCanvas" xmlns:mc="http://schemas.openxmlformats.org/markup-compatibility/2006" xmlns:o="urn:schemas-microsoft-com:office:office" xmlns:r="http://schemas.openxmlformats.org/officeDocument/2006/relationships" xmlns:m="http://schemas.openxmlformats.org/officeDocument/2006/math" xmlns:v="urn:schemas-microsoft-com:vml" xmlns:wp14="http://schemas.microsoft.com/office/word/2010/wordprocessingDrawing" xmlns:wp="http://schemas.openxmlformats.org/drawingml/2006/wordprocessingDrawing" xmlns:w10="urn:schemas-microsoft-com:office:word" xmlns:w="http://schemas.openxmlformats.org/wordprocessingml/2006/main" xmlns:w14="http://schemas.microsoft.com/office/word/2010/wordml" xmlns:w15="http://schemas.microsoft.com/office/word/2012/wordml" xmlns:wpg="http://schemas.microsoft.com/office/word/2010/wordprocessingGroup" xmlns:wpi="http://schemas.microsoft.com/office/word/2010/wordprocessingInk" xmlns:wne="http://schemas.microsoft.com/office/word/2006/wordml" xmlns:wps="http://schemas.microsoft.com/office/word/2010/wordprocessingShape" mc:Ignorable="w14 w15 wp14">
-  <w:endnote w:type="separator" w:id="-1">
-    <w:p>
-      <w:pPr>
-        <w:spacing w:after="0" w:line="240" w:lineRule="auto"/>
-      </w:pPr>
-      <w:r>
-        <w:rPr>
-          <w:rStyle w:val="EndnoteReference"/>
-        </w:rPr>
-        <w:endnoteRef/>
-      </w:r>
-      <w:r>
-        <w:separator/>
-      </w:r>
-    </w:p>
-  </w:endnote>
-  <w:endnote w:type="continuationSeparator" w:id="0">
-    <w:p>
-      <w:pPr>
-        <w:spacing w:after="0" w:line="240" w:lineRule="auto"/>
-      </w:pPr>
-      <w:r>
-        <w:rPr>
-          <w:rStyle w:val="EndnoteReference"/>
-        </w:rPr>
-        <w:endnoteRef/>
-      </w:r>
-      <w:r>
-        <w:continuationSeparator/>
-      </w:r>
-    </w:p>
-  </w:endnote>
-</w:endnotes>
-</file>
-
-<file path=word/footnotes.xml><?xml version="1.0" encoding="utf-8"?>
-<w:footnotes xmlns:wpc="http://schemas.microsoft.com/office/word/2010/wordprocessingCanvas" xmlns:mc="http://schemas.openxmlformats.org/markup-compatibility/2006" xmlns:o="urn:schemas-microsoft-com:office:office" xmlns:r="http://schemas.openxmlformats.org/officeDocument/2006/relationships" xmlns:m="http://schemas.openxmlformats.org/officeDocument/2006/math" xmlns:v="urn:schemas-microsoft-com:vml" xmlns:wp14="http://schemas.microsoft.com/office/word/2010/wordprocessingDrawing" xmlns:wp="http://schemas.openxmlformats.org/drawingml/2006/wordprocessingDrawing" xmlns:w10="urn:schemas-microsoft-com:office:word" xmlns:w="http://schemas.openxmlformats.org/wordprocessingml/2006/main" xmlns:w14="http://schemas.microsoft.com/office/word/2010/wordml" xmlns:w15="http://schemas.microsoft.com/office/word/2012/wordml" xmlns:wpg="http://schemas.microsoft.com/office/word/2010/wordprocessingGroup" xmlns:wpi="http://schemas.microsoft.com/office/word/2010/wordprocessingInk" xmlns:wne="http://schemas.microsoft.com/office/word/2006/wordml" xmlns:wps="http://schemas.microsoft.com/office/word/2010/wordprocessingShape" mc:Ignorable="w14 w15 wp14">
-  <w:footnote w:type="separator" w:id="-1">
-    <w:p>
-      <w:pPr>
-        <w:spacing w:after="0" w:line="240" w:lineRule="auto"/>
-      </w:pPr>
-      <w:r>
-        <w:rPr>
-          <w:rStyle w:val="FootnoteReference"/>
-        </w:rPr>
-        <w:footnoteRef/>
-      </w:r>
-      <w:r>
-        <w:separator/>
-      </w:r>
-    </w:p>
-  </w:footnote>
-  <w:footnote w:type="continuationSeparator" w:id="0">
-    <w:p>
-      <w:pPr>
-        <w:spacing w:after="0" w:line="240" w:lineRule="auto"/>
-      </w:pPr>
-      <w:r>
-        <w:rPr>
-          <w:rStyle w:val="FootnoteReference"/>
-        </w:rPr>
-        <w:footnoteRef/>
-      </w:r>
-      <w:r>
-        <w:continuationSeparator/>
-      </w:r>
-    </w:p>
-  </w:footnote>
-</w:footnotes>
-</file>
-
 <file path=word/numbering.xml><?xml version="1.0" encoding="utf-8"?>
-<w:numbering xmlns:wpc="http://schemas.microsoft.com/office/word/2010/wordprocessingCanvas" xmlns:mc="http://schemas.openxmlformats.org/markup-compatibility/2006" xmlns:o="urn:schemas-microsoft-com:office:office" xmlns:r="http://schemas.openxmlformats.org/officeDocument/2006/relationships" xmlns:m="http://schemas.openxmlformats.org/officeDocument/2006/math" xmlns:v="urn:schemas-microsoft-com:vml" xmlns:wp14="http://schemas.microsoft.com/office/word/2010/wordprocessingDrawing" xmlns:wp="http://schemas.openxmlformats.org/drawingml/2006/wordprocessingDrawing" xmlns:w10="urn:schemas-microsoft-com:office:word" xmlns:w="http://schemas.openxmlformats.org/wordprocessingml/2006/main" xmlns:w14="http://schemas.microsoft.com/office/word/2010/wordml" xmlns:w15="http://schemas.microsoft.com/office/word/2012/wordml" xmlns:wpg="http://schemas.microsoft.com/office/word/2010/wordprocessingGroup" xmlns:wpi="http://schemas.microsoft.com/office/word/2010/wordprocessingInk" xmlns:wne="http://schemas.microsoft.com/office/word/2006/wordml" xmlns:wps="http://schemas.microsoft.com/office/word/2010/wordprocessingShape" mc:Ignorable="w14 w15 wp14">
+<w:numbering xmlns:wpc="http://schemas.microsoft.com/office/word/2010/wordprocessingCanvas" xmlns:cx="http://schemas.microsoft.com/office/drawing/2014/chartex" xmlns:cx1="http://schemas.microsoft.com/office/drawing/2015/9/8/chartex" xmlns:cx2="http://schemas.microsoft.com/office/drawing/2015/10/21/chartex" xmlns:cx3="http://schemas.microsoft.com/office/drawing/2016/5/9/chartex" xmlns:cx4="http://schemas.microsoft.com/office/drawing/2016/5/10/chartex" xmlns:cx5="http://schemas.microsoft.com/office/drawing/2016/5/11/chartex" xmlns:cx6="http://schemas.microsoft.com/office/drawing/2016/5/12/chartex" xmlns:cx7="http://schemas.microsoft.com/office/drawing/2016/5/13/chartex" xmlns:cx8="http://schemas.microsoft.com/office/drawing/2016/5/14/chartex" xmlns:mc="http://schemas.openxmlformats.org/markup-compatibility/2006" xmlns:aink="http://schemas.microsoft.com/office/drawing/2016/ink" xmlns:am3d="http://schemas.microsoft.com/office/drawing/2017/model3d" xmlns:o="urn:schemas-microsoft-com:office:office" xmlns:oel="http://schemas.microsoft.com/office/2019/extlst" xmlns:r="http://schemas.openxmlformats.org/officeDocument/2006/relationships" xmlns:m="http://schemas.openxmlformats.org/officeDocument/2006/math" xmlns:v="urn:schemas-microsoft-com:vml" xmlns:wp14="http://schemas.microsoft.com/office/word/2010/wordprocessingDrawing" xmlns:wp="http://schemas.openxmlformats.org/drawingml/2006/wordprocessingDrawing" xmlns:w10="urn:schemas-microsoft-com:office:word" xmlns:w="http://schemas.openxmlformats.org/wordprocessingml/2006/main" xmlns:w14="http://schemas.microsoft.com/office/word/2010/wordml" xmlns:w15="http://schemas.microsoft.com/office/word/2012/wordml" xmlns:w16cex="http://schemas.microsoft.com/office/word/2018/wordml/cex" xmlns:w16cid="http://schemas.microsoft.com/office/word/2016/wordml/cid" xmlns:w16="http://schemas.microsoft.com/office/word/2018/wordml" xmlns:w16du="http://schemas.microsoft.com/office/word/2023/wordml/word16du" xmlns:w16sdtdh="http://schemas.microsoft.com/office/word/2020/wordml/sdtdatahash" xmlns:w16sdtfl="http://schemas.microsoft.com/office/word/2024/wordml/sdtformatlock" xmlns:w16se="http://schemas.microsoft.com/office/word/2015/wordml/symex" xmlns:wpg="http://schemas.microsoft.com/office/word/2010/wordprocessingGroup" xmlns:wpi="http://schemas.microsoft.com/office/word/2010/wordprocessingInk" xmlns:wne="http://schemas.microsoft.com/office/word/2006/wordml" xmlns:wps="http://schemas.microsoft.com/office/word/2010/wordprocessingShape" mc:Ignorable="w14 w15 w16se w16cid w16 w16cex w16sdtdh w16sdtfl w16du wp14">
+  <w:abstractNum w:abstractNumId="0" w15:restartNumberingAfterBreak="0">
+    <w:nsid w:val="3512351E"/>
+    <w:multiLevelType w:val="hybridMultilevel"/>
+    <w:tmpl w:val="0CAEBBDA"/>
+    <w:lvl w:ilvl="0" w:tplc="1D00D37E">
+      <w:start w:val="1"/>
+      <w:numFmt w:val="bullet"/>
+      <w:lvlText w:val="•"/>
+      <w:lvlJc w:val="left"/>
+      <w:pPr>
+        <w:ind w:left="360" w:hanging="260"/>
+      </w:pPr>
+    </w:lvl>
+    <w:lvl w:ilvl="1" w:tplc="251060A2">
+      <w:numFmt w:val="decimal"/>
+      <w:lvlText w:val=""/>
+      <w:lvlJc w:val="left"/>
+    </w:lvl>
+    <w:lvl w:ilvl="2" w:tplc="804C872C">
+      <w:numFmt w:val="decimal"/>
+      <w:lvlText w:val=""/>
+      <w:lvlJc w:val="left"/>
+    </w:lvl>
+    <w:lvl w:ilvl="3" w:tplc="38CC532E">
+      <w:numFmt w:val="decimal"/>
+      <w:lvlText w:val=""/>
+      <w:lvlJc w:val="left"/>
+    </w:lvl>
+    <w:lvl w:ilvl="4" w:tplc="6BD2E590">
+      <w:numFmt w:val="decimal"/>
+      <w:lvlText w:val=""/>
+      <w:lvlJc w:val="left"/>
+    </w:lvl>
+    <w:lvl w:ilvl="5" w:tplc="447CCCB2">
+      <w:numFmt w:val="decimal"/>
+      <w:lvlText w:val=""/>
+      <w:lvlJc w:val="left"/>
+    </w:lvl>
+    <w:lvl w:ilvl="6" w:tplc="68F887A4">
+      <w:numFmt w:val="decimal"/>
+      <w:lvlText w:val=""/>
+      <w:lvlJc w:val="left"/>
+    </w:lvl>
+    <w:lvl w:ilvl="7" w:tplc="2DB2921C">
+      <w:numFmt w:val="decimal"/>
+      <w:lvlText w:val=""/>
+      <w:lvlJc w:val="left"/>
+    </w:lvl>
+    <w:lvl w:ilvl="8" w:tplc="D65E767C">
+      <w:numFmt w:val="decimal"/>
+      <w:lvlText w:val=""/>
+      <w:lvlJc w:val="left"/>
+    </w:lvl>
+  </w:abstractNum>
   <w:abstractNum w:abstractNumId="1" w15:restartNumberingAfterBreak="0">
+    <w:nsid w:val="51347423"/>
     <w:multiLevelType w:val="hybridMultilevel"/>
-    <w:lvl w:ilvl="0" w15:tentative="1">
+    <w:tmpl w:val="5296D286"/>
+    <w:lvl w:ilvl="0" w:tplc="0770ACCA">
+      <w:start w:val="1"/>
+      <w:numFmt w:val="decimal"/>
+      <w:lvlText w:val="%1."/>
+      <w:lvlJc w:val="left"/>
+      <w:pPr>
+        <w:ind w:left="420" w:hanging="320"/>
+      </w:pPr>
+    </w:lvl>
+    <w:lvl w:ilvl="1" w:tplc="56DA7FD6">
+      <w:numFmt w:val="decimal"/>
+      <w:lvlText w:val=""/>
+      <w:lvlJc w:val="left"/>
+    </w:lvl>
+    <w:lvl w:ilvl="2" w:tplc="BE8EFEDA">
+      <w:numFmt w:val="decimal"/>
+      <w:lvlText w:val=""/>
+      <w:lvlJc w:val="left"/>
+    </w:lvl>
+    <w:lvl w:ilvl="3" w:tplc="94CCB8F6">
+      <w:numFmt w:val="decimal"/>
+      <w:lvlText w:val=""/>
+      <w:lvlJc w:val="left"/>
+    </w:lvl>
+    <w:lvl w:ilvl="4" w:tplc="593A93D2">
+      <w:numFmt w:val="decimal"/>
+      <w:lvlText w:val=""/>
+      <w:lvlJc w:val="left"/>
+    </w:lvl>
+    <w:lvl w:ilvl="5" w:tplc="75E41B82">
+      <w:numFmt w:val="decimal"/>
+      <w:lvlText w:val=""/>
+      <w:lvlJc w:val="left"/>
+    </w:lvl>
+    <w:lvl w:ilvl="6" w:tplc="B5E8FA70">
+      <w:numFmt w:val="decimal"/>
+      <w:lvlText w:val=""/>
+      <w:lvlJc w:val="left"/>
+    </w:lvl>
+    <w:lvl w:ilvl="7" w:tplc="65E2EB9C">
+      <w:numFmt w:val="decimal"/>
+      <w:lvlText w:val=""/>
+      <w:lvlJc w:val="left"/>
+    </w:lvl>
+    <w:lvl w:ilvl="8" w:tplc="5412B93E">
+      <w:numFmt w:val="decimal"/>
+      <w:lvlText w:val=""/>
+      <w:lvlJc w:val="left"/>
+    </w:lvl>
+  </w:abstractNum>
+  <w:abstractNum w:abstractNumId="2" w15:restartNumberingAfterBreak="0">
+    <w:nsid w:val="739748AD"/>
+    <w:multiLevelType w:val="hybridMultilevel"/>
+    <w:tmpl w:val="A13AC99E"/>
+    <w:lvl w:ilvl="0" w:tplc="2C46E278">
       <w:start w:val="1"/>
       <w:numFmt w:val="bullet"/>
       <w:lvlText w:val="●"/>
@@ -1048,7 +1471,7 @@
         <w:ind w:left="720" w:hanging="360"/>
       </w:pPr>
     </w:lvl>
-    <w:lvl w:ilvl="1" w15:tentative="1">
+    <w:lvl w:ilvl="1" w:tplc="A8544122">
       <w:start w:val="1"/>
       <w:numFmt w:val="bullet"/>
       <w:lvlText w:val="○"/>
@@ -1057,7 +1480,7 @@
         <w:ind w:left="1440" w:hanging="360"/>
       </w:pPr>
     </w:lvl>
-    <w:lvl w:ilvl="2" w15:tentative="1">
+    <w:lvl w:ilvl="2" w:tplc="154EB530">
       <w:start w:val="1"/>
       <w:numFmt w:val="bullet"/>
       <w:lvlText w:val="■"/>
@@ -1066,7 +1489,7 @@
         <w:ind w:left="2160" w:hanging="360"/>
       </w:pPr>
     </w:lvl>
-    <w:lvl w:ilvl="3" w15:tentative="1">
+    <w:lvl w:ilvl="3" w:tplc="7938E54E">
       <w:start w:val="1"/>
       <w:numFmt w:val="bullet"/>
       <w:lvlText w:val="●"/>
@@ -1075,7 +1498,7 @@
         <w:ind w:left="2880" w:hanging="360"/>
       </w:pPr>
     </w:lvl>
-    <w:lvl w:ilvl="4" w15:tentative="1">
+    <w:lvl w:ilvl="4" w:tplc="9A0EB32E">
       <w:start w:val="1"/>
       <w:numFmt w:val="bullet"/>
       <w:lvlText w:val="○"/>
@@ -1084,7 +1507,7 @@
         <w:ind w:left="3600" w:hanging="360"/>
       </w:pPr>
     </w:lvl>
-    <w:lvl w:ilvl="5" w15:tentative="1">
+    <w:lvl w:ilvl="5" w:tplc="82580ED2">
       <w:start w:val="1"/>
       <w:numFmt w:val="bullet"/>
       <w:lvlText w:val="■"/>
@@ -1093,7 +1516,7 @@
         <w:ind w:left="4320" w:hanging="360"/>
       </w:pPr>
     </w:lvl>
-    <w:lvl w:ilvl="6" w15:tentative="1">
+    <w:lvl w:ilvl="6" w:tplc="DF1CBBFC">
       <w:start w:val="1"/>
       <w:numFmt w:val="bullet"/>
       <w:lvlText w:val="●"/>
@@ -1102,7 +1525,7 @@
         <w:ind w:left="5040" w:hanging="360"/>
       </w:pPr>
     </w:lvl>
-    <w:lvl w:ilvl="7" w15:tentative="1">
+    <w:lvl w:ilvl="7" w:tplc="49F0E572">
       <w:start w:val="1"/>
       <w:numFmt w:val="bullet"/>
       <w:lvlText w:val="●"/>
@@ -1111,7 +1534,7 @@
         <w:ind w:left="5760" w:hanging="360"/>
       </w:pPr>
     </w:lvl>
-    <w:lvl w:ilvl="8" w15:tentative="1">
+    <w:lvl w:ilvl="8" w:tplc="FA80B04C">
       <w:start w:val="1"/>
       <w:numFmt w:val="bullet"/>
       <w:lvlText w:val="●"/>
@@ -1121,44 +1544,20 @@
       </w:pPr>
     </w:lvl>
   </w:abstractNum>
-  <w:abstractNum w:abstractNumId="2" w15:restartNumberingAfterBreak="0">
-    <w:multiLevelType w:val="hybridMultilevel"/>
-    <w:lvl w:ilvl="0" w15:tentative="1">
-      <w:start w:val="1"/>
-      <w:numFmt w:val="bullet"/>
-      <w:lvlText w:val="•"/>
-      <w:lvlJc w:val="left"/>
-      <w:pPr>
-        <w:ind w:left="360" w:hanging="260"/>
-      </w:pPr>
-    </w:lvl>
-  </w:abstractNum>
-  <w:abstractNum w:abstractNumId="3" w15:restartNumberingAfterBreak="0">
-    <w:multiLevelType w:val="hybridMultilevel"/>
-    <w:lvl w:ilvl="0" w15:tentative="1">
-      <w:start w:val="1"/>
-      <w:numFmt w:val="decimal"/>
-      <w:lvlText w:val="%1."/>
-      <w:lvlJc w:val="left"/>
-      <w:pPr>
-        <w:ind w:left="420" w:hanging="320"/>
-      </w:pPr>
-    </w:lvl>
-  </w:abstractNum>
-  <w:num w:numId="1">
+  <w:num w:numId="1" w16cid:durableId="1120958509">
+    <w:abstractNumId w:val="2"/>
+    <w:lvlOverride w:ilvl="0">
+      <w:startOverride w:val="1"/>
+    </w:lvlOverride>
+  </w:num>
+  <w:num w:numId="2" w16cid:durableId="230845587">
     <w:abstractNumId w:val="1"/>
     <w:lvlOverride w:ilvl="0">
       <w:startOverride w:val="1"/>
     </w:lvlOverride>
   </w:num>
-  <w:num w:numId="2">
-    <w:abstractNumId w:val="3"/>
-    <w:lvlOverride w:ilvl="0">
-      <w:startOverride w:val="1"/>
-    </w:lvlOverride>
-  </w:num>
-  <w:num w:numId="3">
-    <w:abstractNumId w:val="2"/>
+  <w:num w:numId="3" w16cid:durableId="1619334926">
+    <w:abstractNumId w:val="0"/>
     <w:lvlOverride w:ilvl="0">
       <w:startOverride w:val="1"/>
     </w:lvlOverride>
@@ -1167,26 +1566,405 @@
 </file>
 
 <file path=word/styles.xml><?xml version="1.0" encoding="utf-8"?>
-<w:styles xmlns:mc="http://schemas.openxmlformats.org/markup-compatibility/2006" xmlns:r="http://schemas.openxmlformats.org/officeDocument/2006/relationships" xmlns:w="http://schemas.openxmlformats.org/wordprocessingml/2006/main" xmlns:w14="http://schemas.microsoft.com/office/word/2010/wordml" xmlns:w15="http://schemas.microsoft.com/office/word/2012/wordml" mc:Ignorable="w14 w15">
+<w:styles xmlns:mc="http://schemas.openxmlformats.org/markup-compatibility/2006" xmlns:r="http://schemas.openxmlformats.org/officeDocument/2006/relationships" xmlns:w="http://schemas.openxmlformats.org/wordprocessingml/2006/main" xmlns:w14="http://schemas.microsoft.com/office/word/2010/wordml" xmlns:w15="http://schemas.microsoft.com/office/word/2012/wordml" xmlns:w16cex="http://schemas.microsoft.com/office/word/2018/wordml/cex" xmlns:w16cid="http://schemas.microsoft.com/office/word/2016/wordml/cid" xmlns:w16="http://schemas.microsoft.com/office/word/2018/wordml" xmlns:w16du="http://schemas.microsoft.com/office/word/2023/wordml/word16du" xmlns:w16sdtdh="http://schemas.microsoft.com/office/word/2020/wordml/sdtdatahash" xmlns:w16sdtfl="http://schemas.microsoft.com/office/word/2024/wordml/sdtformatlock" xmlns:w16se="http://schemas.microsoft.com/office/word/2015/wordml/symex" mc:Ignorable="w14 w15 w16se w16cid w16 w16cex w16sdtdh w16sdtfl w16du">
   <w:docDefaults>
-    <w:rPrDefault/>
+    <w:rPrDefault>
+      <w:rPr>
+        <w:rFonts w:ascii="Times New Roman" w:eastAsia="Times New Roman" w:hAnsi="Times New Roman" w:cs="Times New Roman"/>
+        <w:lang w:val="en-US" w:eastAsia="en-US" w:bidi="ar-SA"/>
+      </w:rPr>
+    </w:rPrDefault>
     <w:pPrDefault/>
   </w:docDefaults>
-  <w:style w:type="paragraph" w:styleId="Title">
-    <w:name w:val="Title"/>
-    <w:basedOn w:val="Normal"/>
-    <w:next w:val="Normal"/>
+  <w:latentStyles w:defLockedState="0" w:defUIPriority="99" w:defSemiHidden="0" w:defUnhideWhenUsed="0" w:defQFormat="0" w:count="376">
+    <w:lsdException w:name="Normal" w:uiPriority="0" w:qFormat="1"/>
+    <w:lsdException w:name="heading 1" w:uiPriority="9" w:qFormat="1"/>
+    <w:lsdException w:name="heading 2" w:semiHidden="1" w:uiPriority="9" w:unhideWhenUsed="1" w:qFormat="1"/>
+    <w:lsdException w:name="heading 3" w:semiHidden="1" w:uiPriority="9" w:unhideWhenUsed="1" w:qFormat="1"/>
+    <w:lsdException w:name="heading 4" w:semiHidden="1" w:uiPriority="9" w:unhideWhenUsed="1" w:qFormat="1"/>
+    <w:lsdException w:name="heading 5" w:semiHidden="1" w:uiPriority="9" w:unhideWhenUsed="1" w:qFormat="1"/>
+    <w:lsdException w:name="heading 6" w:semiHidden="1" w:uiPriority="9" w:unhideWhenUsed="1" w:qFormat="1"/>
+    <w:lsdException w:name="heading 7" w:semiHidden="1" w:uiPriority="9" w:unhideWhenUsed="1" w:qFormat="1"/>
+    <w:lsdException w:name="heading 8" w:semiHidden="1" w:uiPriority="9" w:unhideWhenUsed="1" w:qFormat="1"/>
+    <w:lsdException w:name="heading 9" w:semiHidden="1" w:uiPriority="9" w:unhideWhenUsed="1" w:qFormat="1"/>
+    <w:lsdException w:name="index 1" w:semiHidden="1" w:unhideWhenUsed="1"/>
+    <w:lsdException w:name="index 2" w:semiHidden="1" w:unhideWhenUsed="1"/>
+    <w:lsdException w:name="index 3" w:semiHidden="1" w:unhideWhenUsed="1"/>
+    <w:lsdException w:name="index 4" w:semiHidden="1" w:unhideWhenUsed="1"/>
+    <w:lsdException w:name="index 5" w:semiHidden="1" w:unhideWhenUsed="1"/>
+    <w:lsdException w:name="index 6" w:semiHidden="1" w:unhideWhenUsed="1"/>
+    <w:lsdException w:name="index 7" w:semiHidden="1" w:unhideWhenUsed="1"/>
+    <w:lsdException w:name="index 8" w:semiHidden="1" w:unhideWhenUsed="1"/>
+    <w:lsdException w:name="index 9" w:semiHidden="1" w:unhideWhenUsed="1"/>
+    <w:lsdException w:name="toc 1" w:semiHidden="1" w:uiPriority="39" w:unhideWhenUsed="1"/>
+    <w:lsdException w:name="toc 2" w:semiHidden="1" w:uiPriority="39" w:unhideWhenUsed="1"/>
+    <w:lsdException w:name="toc 3" w:semiHidden="1" w:uiPriority="39" w:unhideWhenUsed="1"/>
+    <w:lsdException w:name="toc 4" w:semiHidden="1" w:uiPriority="39" w:unhideWhenUsed="1"/>
+    <w:lsdException w:name="toc 5" w:semiHidden="1" w:uiPriority="39" w:unhideWhenUsed="1"/>
+    <w:lsdException w:name="toc 6" w:semiHidden="1" w:uiPriority="39" w:unhideWhenUsed="1"/>
+    <w:lsdException w:name="toc 7" w:semiHidden="1" w:uiPriority="39" w:unhideWhenUsed="1"/>
+    <w:lsdException w:name="toc 8" w:semiHidden="1" w:uiPriority="39" w:unhideWhenUsed="1"/>
+    <w:lsdException w:name="toc 9" w:semiHidden="1" w:uiPriority="39" w:unhideWhenUsed="1"/>
+    <w:lsdException w:name="Normal Indent" w:semiHidden="1" w:unhideWhenUsed="1"/>
+    <w:lsdException w:name="footnote text" w:semiHidden="1" w:unhideWhenUsed="1"/>
+    <w:lsdException w:name="annotation text" w:semiHidden="1" w:unhideWhenUsed="1"/>
+    <w:lsdException w:name="header" w:semiHidden="1" w:unhideWhenUsed="1"/>
+    <w:lsdException w:name="footer" w:semiHidden="1" w:unhideWhenUsed="1"/>
+    <w:lsdException w:name="index heading" w:semiHidden="1" w:unhideWhenUsed="1"/>
+    <w:lsdException w:name="caption" w:semiHidden="1" w:uiPriority="35" w:unhideWhenUsed="1" w:qFormat="1"/>
+    <w:lsdException w:name="table of figures" w:semiHidden="1" w:unhideWhenUsed="1"/>
+    <w:lsdException w:name="envelope address" w:semiHidden="1" w:unhideWhenUsed="1"/>
+    <w:lsdException w:name="envelope return" w:semiHidden="1" w:unhideWhenUsed="1"/>
+    <w:lsdException w:name="footnote reference" w:semiHidden="1" w:unhideWhenUsed="1"/>
+    <w:lsdException w:name="annotation reference" w:semiHidden="1" w:unhideWhenUsed="1"/>
+    <w:lsdException w:name="line number" w:semiHidden="1" w:unhideWhenUsed="1"/>
+    <w:lsdException w:name="page number" w:semiHidden="1" w:unhideWhenUsed="1"/>
+    <w:lsdException w:name="endnote reference" w:semiHidden="1" w:unhideWhenUsed="1"/>
+    <w:lsdException w:name="endnote text" w:semiHidden="1" w:unhideWhenUsed="1"/>
+    <w:lsdException w:name="table of authorities" w:semiHidden="1" w:unhideWhenUsed="1"/>
+    <w:lsdException w:name="macro" w:semiHidden="1" w:unhideWhenUsed="1"/>
+    <w:lsdException w:name="toa heading" w:semiHidden="1" w:unhideWhenUsed="1"/>
+    <w:lsdException w:name="List" w:semiHidden="1" w:unhideWhenUsed="1"/>
+    <w:lsdException w:name="List Bullet" w:semiHidden="1" w:unhideWhenUsed="1"/>
+    <w:lsdException w:name="List Number" w:semiHidden="1" w:unhideWhenUsed="1"/>
+    <w:lsdException w:name="List 2" w:semiHidden="1" w:unhideWhenUsed="1"/>
+    <w:lsdException w:name="List 3" w:semiHidden="1" w:unhideWhenUsed="1"/>
+    <w:lsdException w:name="List 4" w:semiHidden="1" w:unhideWhenUsed="1"/>
+    <w:lsdException w:name="List 5" w:semiHidden="1" w:unhideWhenUsed="1"/>
+    <w:lsdException w:name="List Bullet 2" w:semiHidden="1" w:unhideWhenUsed="1"/>
+    <w:lsdException w:name="List Bullet 3" w:semiHidden="1" w:unhideWhenUsed="1"/>
+    <w:lsdException w:name="List Bullet 4" w:semiHidden="1" w:unhideWhenUsed="1"/>
+    <w:lsdException w:name="List Bullet 5" w:semiHidden="1" w:unhideWhenUsed="1"/>
+    <w:lsdException w:name="List Number 2" w:semiHidden="1" w:unhideWhenUsed="1"/>
+    <w:lsdException w:name="List Number 3" w:semiHidden="1" w:unhideWhenUsed="1"/>
+    <w:lsdException w:name="List Number 4" w:semiHidden="1" w:unhideWhenUsed="1"/>
+    <w:lsdException w:name="List Number 5" w:semiHidden="1" w:unhideWhenUsed="1"/>
+    <w:lsdException w:name="Title" w:uiPriority="10" w:qFormat="1"/>
+    <w:lsdException w:name="Closing" w:semiHidden="1" w:unhideWhenUsed="1"/>
+    <w:lsdException w:name="Signature" w:semiHidden="1" w:unhideWhenUsed="1"/>
+    <w:lsdException w:name="Default Paragraph Font" w:semiHidden="1" w:uiPriority="1" w:unhideWhenUsed="1"/>
+    <w:lsdException w:name="Body Text" w:semiHidden="1" w:unhideWhenUsed="1"/>
+    <w:lsdException w:name="Body Text Indent" w:semiHidden="1" w:unhideWhenUsed="1"/>
+    <w:lsdException w:name="List Continue" w:semiHidden="1" w:unhideWhenUsed="1"/>
+    <w:lsdException w:name="List Continue 2" w:semiHidden="1" w:unhideWhenUsed="1"/>
+    <w:lsdException w:name="List Continue 3" w:semiHidden="1" w:unhideWhenUsed="1"/>
+    <w:lsdException w:name="List Continue 4" w:semiHidden="1" w:unhideWhenUsed="1"/>
+    <w:lsdException w:name="List Continue 5" w:semiHidden="1" w:unhideWhenUsed="1"/>
+    <w:lsdException w:name="Message Header" w:semiHidden="1" w:unhideWhenUsed="1"/>
+    <w:lsdException w:name="Subtitle" w:uiPriority="11" w:qFormat="1"/>
+    <w:lsdException w:name="Salutation" w:semiHidden="1" w:unhideWhenUsed="1"/>
+    <w:lsdException w:name="Date" w:semiHidden="1" w:unhideWhenUsed="1"/>
+    <w:lsdException w:name="Body Text First Indent" w:semiHidden="1" w:unhideWhenUsed="1"/>
+    <w:lsdException w:name="Body Text First Indent 2" w:semiHidden="1" w:unhideWhenUsed="1"/>
+    <w:lsdException w:name="Note Heading" w:semiHidden="1" w:unhideWhenUsed="1"/>
+    <w:lsdException w:name="Body Text 2" w:semiHidden="1" w:unhideWhenUsed="1"/>
+    <w:lsdException w:name="Body Text 3" w:semiHidden="1" w:unhideWhenUsed="1"/>
+    <w:lsdException w:name="Body Text Indent 2" w:semiHidden="1" w:unhideWhenUsed="1"/>
+    <w:lsdException w:name="Body Text Indent 3" w:semiHidden="1" w:unhideWhenUsed="1"/>
+    <w:lsdException w:name="Block Text" w:semiHidden="1" w:unhideWhenUsed="1"/>
+    <w:lsdException w:name="Hyperlink" w:semiHidden="1" w:unhideWhenUsed="1"/>
+    <w:lsdException w:name="FollowedHyperlink" w:semiHidden="1" w:unhideWhenUsed="1"/>
+    <w:lsdException w:name="Strong" w:uiPriority="22" w:qFormat="1"/>
+    <w:lsdException w:name="Emphasis" w:uiPriority="20" w:qFormat="1"/>
+    <w:lsdException w:name="Document Map" w:semiHidden="1" w:unhideWhenUsed="1"/>
+    <w:lsdException w:name="Plain Text" w:semiHidden="1" w:unhideWhenUsed="1"/>
+    <w:lsdException w:name="E-mail Signature" w:semiHidden="1" w:unhideWhenUsed="1"/>
+    <w:lsdException w:name="HTML Top of Form" w:semiHidden="1" w:unhideWhenUsed="1"/>
+    <w:lsdException w:name="HTML Bottom of Form" w:semiHidden="1" w:unhideWhenUsed="1"/>
+    <w:lsdException w:name="Normal (Web)" w:semiHidden="1" w:unhideWhenUsed="1"/>
+    <w:lsdException w:name="HTML Acronym" w:semiHidden="1" w:unhideWhenUsed="1"/>
+    <w:lsdException w:name="HTML Address" w:semiHidden="1" w:unhideWhenUsed="1"/>
+    <w:lsdException w:name="HTML Cite" w:semiHidden="1" w:unhideWhenUsed="1"/>
+    <w:lsdException w:name="HTML Code" w:semiHidden="1" w:unhideWhenUsed="1"/>
+    <w:lsdException w:name="HTML Definition" w:semiHidden="1" w:unhideWhenUsed="1"/>
+    <w:lsdException w:name="HTML Keyboard" w:semiHidden="1" w:unhideWhenUsed="1"/>
+    <w:lsdException w:name="HTML Preformatted" w:semiHidden="1" w:unhideWhenUsed="1"/>
+    <w:lsdException w:name="HTML Sample" w:semiHidden="1" w:unhideWhenUsed="1"/>
+    <w:lsdException w:name="HTML Typewriter" w:semiHidden="1" w:unhideWhenUsed="1"/>
+    <w:lsdException w:name="HTML Variable" w:semiHidden="1" w:unhideWhenUsed="1"/>
+    <w:lsdException w:name="Normal Table" w:semiHidden="1" w:unhideWhenUsed="1"/>
+    <w:lsdException w:name="annotation subject" w:semiHidden="1" w:unhideWhenUsed="1"/>
+    <w:lsdException w:name="No List" w:semiHidden="1" w:unhideWhenUsed="1"/>
+    <w:lsdException w:name="Outline List 1" w:semiHidden="1" w:unhideWhenUsed="1"/>
+    <w:lsdException w:name="Outline List 2" w:semiHidden="1" w:unhideWhenUsed="1"/>
+    <w:lsdException w:name="Outline List 3" w:semiHidden="1" w:unhideWhenUsed="1"/>
+    <w:lsdException w:name="Table Simple 1" w:semiHidden="1" w:unhideWhenUsed="1"/>
+    <w:lsdException w:name="Table Simple 2" w:semiHidden="1" w:unhideWhenUsed="1"/>
+    <w:lsdException w:name="Table Simple 3" w:semiHidden="1" w:unhideWhenUsed="1"/>
+    <w:lsdException w:name="Table Classic 1" w:semiHidden="1" w:unhideWhenUsed="1"/>
+    <w:lsdException w:name="Table Classic 2" w:semiHidden="1" w:unhideWhenUsed="1"/>
+    <w:lsdException w:name="Table Classic 3" w:semiHidden="1" w:unhideWhenUsed="1"/>
+    <w:lsdException w:name="Table Classic 4" w:semiHidden="1" w:unhideWhenUsed="1"/>
+    <w:lsdException w:name="Table Colorful 1" w:semiHidden="1" w:unhideWhenUsed="1"/>
+    <w:lsdException w:name="Table Colorful 2" w:semiHidden="1" w:unhideWhenUsed="1"/>
+    <w:lsdException w:name="Table Colorful 3" w:semiHidden="1" w:unhideWhenUsed="1"/>
+    <w:lsdException w:name="Table Columns 1" w:semiHidden="1" w:unhideWhenUsed="1"/>
+    <w:lsdException w:name="Table Columns 2" w:semiHidden="1" w:unhideWhenUsed="1"/>
+    <w:lsdException w:name="Table Columns 3" w:semiHidden="1" w:unhideWhenUsed="1"/>
+    <w:lsdException w:name="Table Columns 4" w:semiHidden="1" w:unhideWhenUsed="1"/>
+    <w:lsdException w:name="Table Columns 5" w:semiHidden="1" w:unhideWhenUsed="1"/>
+    <w:lsdException w:name="Table Grid 1" w:semiHidden="1" w:unhideWhenUsed="1"/>
+    <w:lsdException w:name="Table Grid 2" w:semiHidden="1" w:unhideWhenUsed="1"/>
+    <w:lsdException w:name="Table Grid 3" w:semiHidden="1" w:unhideWhenUsed="1"/>
+    <w:lsdException w:name="Table Grid 4" w:semiHidden="1" w:unhideWhenUsed="1"/>
+    <w:lsdException w:name="Table Grid 5" w:semiHidden="1" w:unhideWhenUsed="1"/>
+    <w:lsdException w:name="Table Grid 6" w:semiHidden="1" w:unhideWhenUsed="1"/>
+    <w:lsdException w:name="Table Grid 7" w:semiHidden="1" w:unhideWhenUsed="1"/>
+    <w:lsdException w:name="Table Grid 8" w:semiHidden="1" w:unhideWhenUsed="1"/>
+    <w:lsdException w:name="Table List 1" w:semiHidden="1" w:unhideWhenUsed="1"/>
+    <w:lsdException w:name="Table List 2" w:semiHidden="1" w:unhideWhenUsed="1"/>
+    <w:lsdException w:name="Table List 3" w:semiHidden="1" w:unhideWhenUsed="1"/>
+    <w:lsdException w:name="Table List 4" w:semiHidden="1" w:unhideWhenUsed="1"/>
+    <w:lsdException w:name="Table List 5" w:semiHidden="1" w:unhideWhenUsed="1"/>
+    <w:lsdException w:name="Table List 6" w:semiHidden="1" w:unhideWhenUsed="1"/>
+    <w:lsdException w:name="Table List 7" w:semiHidden="1" w:unhideWhenUsed="1"/>
+    <w:lsdException w:name="Table List 8" w:semiHidden="1" w:unhideWhenUsed="1"/>
+    <w:lsdException w:name="Table 3D effects 1" w:semiHidden="1" w:unhideWhenUsed="1"/>
+    <w:lsdException w:name="Table 3D effects 2" w:semiHidden="1" w:unhideWhenUsed="1"/>
+    <w:lsdException w:name="Table 3D effects 3" w:semiHidden="1" w:unhideWhenUsed="1"/>
+    <w:lsdException w:name="Table Contemporary" w:semiHidden="1" w:unhideWhenUsed="1"/>
+    <w:lsdException w:name="Table Elegant" w:semiHidden="1" w:unhideWhenUsed="1"/>
+    <w:lsdException w:name="Table Professional" w:semiHidden="1" w:unhideWhenUsed="1"/>
+    <w:lsdException w:name="Table Subtle 1" w:semiHidden="1" w:unhideWhenUsed="1"/>
+    <w:lsdException w:name="Table Subtle 2" w:semiHidden="1" w:unhideWhenUsed="1"/>
+    <w:lsdException w:name="Table Web 1" w:semiHidden="1" w:unhideWhenUsed="1"/>
+    <w:lsdException w:name="Table Web 2" w:semiHidden="1" w:unhideWhenUsed="1"/>
+    <w:lsdException w:name="Table Web 3" w:semiHidden="1" w:unhideWhenUsed="1"/>
+    <w:lsdException w:name="Balloon Text" w:semiHidden="1" w:unhideWhenUsed="1"/>
+    <w:lsdException w:name="Table Grid" w:uiPriority="39"/>
+    <w:lsdException w:name="Table Theme" w:semiHidden="1" w:unhideWhenUsed="1"/>
+    <w:lsdException w:name="Placeholder Text" w:semiHidden="1"/>
+    <w:lsdException w:name="No Spacing" w:uiPriority="1" w:qFormat="1"/>
+    <w:lsdException w:name="Light Shading" w:uiPriority="60"/>
+    <w:lsdException w:name="Light List" w:uiPriority="61"/>
+    <w:lsdException w:name="Light Grid" w:uiPriority="62"/>
+    <w:lsdException w:name="Medium Shading 1" w:uiPriority="63"/>
+    <w:lsdException w:name="Medium Shading 2" w:uiPriority="64"/>
+    <w:lsdException w:name="Medium List 1" w:uiPriority="65"/>
+    <w:lsdException w:name="Medium List 2" w:uiPriority="66"/>
+    <w:lsdException w:name="Medium Grid 1" w:uiPriority="67"/>
+    <w:lsdException w:name="Medium Grid 2" w:uiPriority="68"/>
+    <w:lsdException w:name="Medium Grid 3" w:uiPriority="69"/>
+    <w:lsdException w:name="Dark List" w:uiPriority="70"/>
+    <w:lsdException w:name="Colorful Shading" w:uiPriority="71"/>
+    <w:lsdException w:name="Colorful List" w:uiPriority="72"/>
+    <w:lsdException w:name="Colorful Grid" w:uiPriority="73"/>
+    <w:lsdException w:name="Light Shading Accent 1" w:uiPriority="60"/>
+    <w:lsdException w:name="Light List Accent 1" w:uiPriority="61"/>
+    <w:lsdException w:name="Light Grid Accent 1" w:uiPriority="62"/>
+    <w:lsdException w:name="Medium Shading 1 Accent 1" w:uiPriority="63"/>
+    <w:lsdException w:name="Medium Shading 2 Accent 1" w:uiPriority="64"/>
+    <w:lsdException w:name="Medium List 1 Accent 1" w:uiPriority="65"/>
+    <w:lsdException w:name="Revision" w:semiHidden="1"/>
+    <w:lsdException w:name="List Paragraph" w:uiPriority="34" w:qFormat="1"/>
+    <w:lsdException w:name="Quote" w:uiPriority="29" w:qFormat="1"/>
+    <w:lsdException w:name="Intense Quote" w:uiPriority="30" w:qFormat="1"/>
+    <w:lsdException w:name="Medium List 2 Accent 1" w:uiPriority="66"/>
+    <w:lsdException w:name="Medium Grid 1 Accent 1" w:uiPriority="67"/>
+    <w:lsdException w:name="Medium Grid 2 Accent 1" w:uiPriority="68"/>
+    <w:lsdException w:name="Medium Grid 3 Accent 1" w:uiPriority="69"/>
+    <w:lsdException w:name="Dark List Accent 1" w:uiPriority="70"/>
+    <w:lsdException w:name="Colorful Shading Accent 1" w:uiPriority="71"/>
+    <w:lsdException w:name="Colorful List Accent 1" w:uiPriority="72"/>
+    <w:lsdException w:name="Colorful Grid Accent 1" w:uiPriority="73"/>
+    <w:lsdException w:name="Light Shading Accent 2" w:uiPriority="60"/>
+    <w:lsdException w:name="Light List Accent 2" w:uiPriority="61"/>
+    <w:lsdException w:name="Light Grid Accent 2" w:uiPriority="62"/>
+    <w:lsdException w:name="Medium Shading 1 Accent 2" w:uiPriority="63"/>
+    <w:lsdException w:name="Medium Shading 2 Accent 2" w:uiPriority="64"/>
+    <w:lsdException w:name="Medium List 1 Accent 2" w:uiPriority="65"/>
+    <w:lsdException w:name="Medium List 2 Accent 2" w:uiPriority="66"/>
+    <w:lsdException w:name="Medium Grid 1 Accent 2" w:uiPriority="67"/>
+    <w:lsdException w:name="Medium Grid 2 Accent 2" w:uiPriority="68"/>
+    <w:lsdException w:name="Medium Grid 3 Accent 2" w:uiPriority="69"/>
+    <w:lsdException w:name="Dark List Accent 2" w:uiPriority="70"/>
+    <w:lsdException w:name="Colorful Shading Accent 2" w:uiPriority="71"/>
+    <w:lsdException w:name="Colorful List Accent 2" w:uiPriority="72"/>
+    <w:lsdException w:name="Colorful Grid Accent 2" w:uiPriority="73"/>
+    <w:lsdException w:name="Light Shading Accent 3" w:uiPriority="60"/>
+    <w:lsdException w:name="Light List Accent 3" w:uiPriority="61"/>
+    <w:lsdException w:name="Light Grid Accent 3" w:uiPriority="62"/>
+    <w:lsdException w:name="Medium Shading 1 Accent 3" w:uiPriority="63"/>
+    <w:lsdException w:name="Medium Shading 2 Accent 3" w:uiPriority="64"/>
+    <w:lsdException w:name="Medium List 1 Accent 3" w:uiPriority="65"/>
+    <w:lsdException w:name="Medium List 2 Accent 3" w:uiPriority="66"/>
+    <w:lsdException w:name="Medium Grid 1 Accent 3" w:uiPriority="67"/>
+    <w:lsdException w:name="Medium Grid 2 Accent 3" w:uiPriority="68"/>
+    <w:lsdException w:name="Medium Grid 3 Accent 3" w:uiPriority="69"/>
+    <w:lsdException w:name="Dark List Accent 3" w:uiPriority="70"/>
+    <w:lsdException w:name="Colorful Shading Accent 3" w:uiPriority="71"/>
+    <w:lsdException w:name="Colorful List Accent 3" w:uiPriority="72"/>
+    <w:lsdException w:name="Colorful Grid Accent 3" w:uiPriority="73"/>
+    <w:lsdException w:name="Light Shading Accent 4" w:uiPriority="60"/>
+    <w:lsdException w:name="Light List Accent 4" w:uiPriority="61"/>
+    <w:lsdException w:name="Light Grid Accent 4" w:uiPriority="62"/>
+    <w:lsdException w:name="Medium Shading 1 Accent 4" w:uiPriority="63"/>
+    <w:lsdException w:name="Medium Shading 2 Accent 4" w:uiPriority="64"/>
+    <w:lsdException w:name="Medium List 1 Accent 4" w:uiPriority="65"/>
+    <w:lsdException w:name="Medium List 2 Accent 4" w:uiPriority="66"/>
+    <w:lsdException w:name="Medium Grid 1 Accent 4" w:uiPriority="67"/>
+    <w:lsdException w:name="Medium Grid 2 Accent 4" w:uiPriority="68"/>
+    <w:lsdException w:name="Medium Grid 3 Accent 4" w:uiPriority="69"/>
+    <w:lsdException w:name="Dark List Accent 4" w:uiPriority="70"/>
+    <w:lsdException w:name="Colorful Shading Accent 4" w:uiPriority="71"/>
+    <w:lsdException w:name="Colorful List Accent 4" w:uiPriority="72"/>
+    <w:lsdException w:name="Colorful Grid Accent 4" w:uiPriority="73"/>
+    <w:lsdException w:name="Light Shading Accent 5" w:uiPriority="60"/>
+    <w:lsdException w:name="Light List Accent 5" w:uiPriority="61"/>
+    <w:lsdException w:name="Light Grid Accent 5" w:uiPriority="62"/>
+    <w:lsdException w:name="Medium Shading 1 Accent 5" w:uiPriority="63"/>
+    <w:lsdException w:name="Medium Shading 2 Accent 5" w:uiPriority="64"/>
+    <w:lsdException w:name="Medium List 1 Accent 5" w:uiPriority="65"/>
+    <w:lsdException w:name="Medium List 2 Accent 5" w:uiPriority="66"/>
+    <w:lsdException w:name="Medium Grid 1 Accent 5" w:uiPriority="67"/>
+    <w:lsdException w:name="Medium Grid 2 Accent 5" w:uiPriority="68"/>
+    <w:lsdException w:name="Medium Grid 3 Accent 5" w:uiPriority="69"/>
+    <w:lsdException w:name="Dark List Accent 5" w:uiPriority="70"/>
+    <w:lsdException w:name="Colorful Shading Accent 5" w:uiPriority="71"/>
+    <w:lsdException w:name="Colorful List Accent 5" w:uiPriority="72"/>
+    <w:lsdException w:name="Colorful Grid Accent 5" w:uiPriority="73"/>
+    <w:lsdException w:name="Light Shading Accent 6" w:uiPriority="60"/>
+    <w:lsdException w:name="Light List Accent 6" w:uiPriority="61"/>
+    <w:lsdException w:name="Light Grid Accent 6" w:uiPriority="62"/>
+    <w:lsdException w:name="Medium Shading 1 Accent 6" w:uiPriority="63"/>
+    <w:lsdException w:name="Medium Shading 2 Accent 6" w:uiPriority="64"/>
+    <w:lsdException w:name="Medium List 1 Accent 6" w:uiPriority="65"/>
+    <w:lsdException w:name="Medium List 2 Accent 6" w:uiPriority="66"/>
+    <w:lsdException w:name="Medium Grid 1 Accent 6" w:uiPriority="67"/>
+    <w:lsdException w:name="Medium Grid 2 Accent 6" w:uiPriority="68"/>
+    <w:lsdException w:name="Medium Grid 3 Accent 6" w:uiPriority="69"/>
+    <w:lsdException w:name="Dark List Accent 6" w:uiPriority="70"/>
+    <w:lsdException w:name="Colorful Shading Accent 6" w:uiPriority="71"/>
+    <w:lsdException w:name="Colorful List Accent 6" w:uiPriority="72"/>
+    <w:lsdException w:name="Colorful Grid Accent 6" w:uiPriority="73"/>
+    <w:lsdException w:name="Subtle Emphasis" w:uiPriority="19" w:qFormat="1"/>
+    <w:lsdException w:name="Intense Emphasis" w:uiPriority="21" w:qFormat="1"/>
+    <w:lsdException w:name="Subtle Reference" w:uiPriority="31" w:qFormat="1"/>
+    <w:lsdException w:name="Intense Reference" w:uiPriority="32" w:qFormat="1"/>
+    <w:lsdException w:name="Book Title" w:uiPriority="33" w:qFormat="1"/>
+    <w:lsdException w:name="Bibliography" w:semiHidden="1" w:uiPriority="37" w:unhideWhenUsed="1"/>
+    <w:lsdException w:name="TOC Heading" w:semiHidden="1" w:uiPriority="39" w:unhideWhenUsed="1" w:qFormat="1"/>
+    <w:lsdException w:name="Plain Table 1" w:uiPriority="41"/>
+    <w:lsdException w:name="Plain Table 2" w:uiPriority="42"/>
+    <w:lsdException w:name="Plain Table 3" w:uiPriority="43"/>
+    <w:lsdException w:name="Plain Table 4" w:uiPriority="44"/>
+    <w:lsdException w:name="Plain Table 5" w:uiPriority="45"/>
+    <w:lsdException w:name="Grid Table Light" w:uiPriority="40"/>
+    <w:lsdException w:name="Grid Table 1 Light" w:uiPriority="46"/>
+    <w:lsdException w:name="Grid Table 2" w:uiPriority="47"/>
+    <w:lsdException w:name="Grid Table 3" w:uiPriority="48"/>
+    <w:lsdException w:name="Grid Table 4" w:uiPriority="49"/>
+    <w:lsdException w:name="Grid Table 5 Dark" w:uiPriority="50"/>
+    <w:lsdException w:name="Grid Table 6 Colorful" w:uiPriority="51"/>
+    <w:lsdException w:name="Grid Table 7 Colorful" w:uiPriority="52"/>
+    <w:lsdException w:name="Grid Table 1 Light Accent 1" w:uiPriority="46"/>
+    <w:lsdException w:name="Grid Table 2 Accent 1" w:uiPriority="47"/>
+    <w:lsdException w:name="Grid Table 3 Accent 1" w:uiPriority="48"/>
+    <w:lsdException w:name="Grid Table 4 Accent 1" w:uiPriority="49"/>
+    <w:lsdException w:name="Grid Table 5 Dark Accent 1" w:uiPriority="50"/>
+    <w:lsdException w:name="Grid Table 6 Colorful Accent 1" w:uiPriority="51"/>
+    <w:lsdException w:name="Grid Table 7 Colorful Accent 1" w:uiPriority="52"/>
+    <w:lsdException w:name="Grid Table 1 Light Accent 2" w:uiPriority="46"/>
+    <w:lsdException w:name="Grid Table 2 Accent 2" w:uiPriority="47"/>
+    <w:lsdException w:name="Grid Table 3 Accent 2" w:uiPriority="48"/>
+    <w:lsdException w:name="Grid Table 4 Accent 2" w:uiPriority="49"/>
+    <w:lsdException w:name="Grid Table 5 Dark Accent 2" w:uiPriority="50"/>
+    <w:lsdException w:name="Grid Table 6 Colorful Accent 2" w:uiPriority="51"/>
+    <w:lsdException w:name="Grid Table 7 Colorful Accent 2" w:uiPriority="52"/>
+    <w:lsdException w:name="Grid Table 1 Light Accent 3" w:uiPriority="46"/>
+    <w:lsdException w:name="Grid Table 2 Accent 3" w:uiPriority="47"/>
+    <w:lsdException w:name="Grid Table 3 Accent 3" w:uiPriority="48"/>
+    <w:lsdException w:name="Grid Table 4 Accent 3" w:uiPriority="49"/>
+    <w:lsdException w:name="Grid Table 5 Dark Accent 3" w:uiPriority="50"/>
+    <w:lsdException w:name="Grid Table 6 Colorful Accent 3" w:uiPriority="51"/>
+    <w:lsdException w:name="Grid Table 7 Colorful Accent 3" w:uiPriority="52"/>
+    <w:lsdException w:name="Grid Table 1 Light Accent 4" w:uiPriority="46"/>
+    <w:lsdException w:name="Grid Table 2 Accent 4" w:uiPriority="47"/>
+    <w:lsdException w:name="Grid Table 3 Accent 4" w:uiPriority="48"/>
+    <w:lsdException w:name="Grid Table 4 Accent 4" w:uiPriority="49"/>
+    <w:lsdException w:name="Grid Table 5 Dark Accent 4" w:uiPriority="50"/>
+    <w:lsdException w:name="Grid Table 6 Colorful Accent 4" w:uiPriority="51"/>
+    <w:lsdException w:name="Grid Table 7 Colorful Accent 4" w:uiPriority="52"/>
+    <w:lsdException w:name="Grid Table 1 Light Accent 5" w:uiPriority="46"/>
+    <w:lsdException w:name="Grid Table 2 Accent 5" w:uiPriority="47"/>
+    <w:lsdException w:name="Grid Table 3 Accent 5" w:uiPriority="48"/>
+    <w:lsdException w:name="Grid Table 4 Accent 5" w:uiPriority="49"/>
+    <w:lsdException w:name="Grid Table 5 Dark Accent 5" w:uiPriority="50"/>
+    <w:lsdException w:name="Grid Table 6 Colorful Accent 5" w:uiPriority="51"/>
+    <w:lsdException w:name="Grid Table 7 Colorful Accent 5" w:uiPriority="52"/>
+    <w:lsdException w:name="Grid Table 1 Light Accent 6" w:uiPriority="46"/>
+    <w:lsdException w:name="Grid Table 2 Accent 6" w:uiPriority="47"/>
+    <w:lsdException w:name="Grid Table 3 Accent 6" w:uiPriority="48"/>
+    <w:lsdException w:name="Grid Table 4 Accent 6" w:uiPriority="49"/>
+    <w:lsdException w:name="Grid Table 5 Dark Accent 6" w:uiPriority="50"/>
+    <w:lsdException w:name="Grid Table 6 Colorful Accent 6" w:uiPriority="51"/>
+    <w:lsdException w:name="Grid Table 7 Colorful Accent 6" w:uiPriority="52"/>
+    <w:lsdException w:name="List Table 1 Light" w:uiPriority="46"/>
+    <w:lsdException w:name="List Table 2" w:uiPriority="47"/>
+    <w:lsdException w:name="List Table 3" w:uiPriority="48"/>
+    <w:lsdException w:name="List Table 4" w:uiPriority="49"/>
+    <w:lsdException w:name="List Table 5 Dark" w:uiPriority="50"/>
+    <w:lsdException w:name="List Table 6 Colorful" w:uiPriority="51"/>
+    <w:lsdException w:name="List Table 7 Colorful" w:uiPriority="52"/>
+    <w:lsdException w:name="List Table 1 Light Accent 1" w:uiPriority="46"/>
+    <w:lsdException w:name="List Table 2 Accent 1" w:uiPriority="47"/>
+    <w:lsdException w:name="List Table 3 Accent 1" w:uiPriority="48"/>
+    <w:lsdException w:name="List Table 4 Accent 1" w:uiPriority="49"/>
+    <w:lsdException w:name="List Table 5 Dark Accent 1" w:uiPriority="50"/>
+    <w:lsdException w:name="List Table 6 Colorful Accent 1" w:uiPriority="51"/>
+    <w:lsdException w:name="List Table 7 Colorful Accent 1" w:uiPriority="52"/>
+    <w:lsdException w:name="List Table 1 Light Accent 2" w:uiPriority="46"/>
+    <w:lsdException w:name="List Table 2 Accent 2" w:uiPriority="47"/>
+    <w:lsdException w:name="List Table 3 Accent 2" w:uiPriority="48"/>
+    <w:lsdException w:name="List Table 4 Accent 2" w:uiPriority="49"/>
+    <w:lsdException w:name="List Table 5 Dark Accent 2" w:uiPriority="50"/>
+    <w:lsdException w:name="List Table 6 Colorful Accent 2" w:uiPriority="51"/>
+    <w:lsdException w:name="List Table 7 Colorful Accent 2" w:uiPriority="52"/>
+    <w:lsdException w:name="List Table 1 Light Accent 3" w:uiPriority="46"/>
+    <w:lsdException w:name="List Table 2 Accent 3" w:uiPriority="47"/>
+    <w:lsdException w:name="List Table 3 Accent 3" w:uiPriority="48"/>
+    <w:lsdException w:name="List Table 4 Accent 3" w:uiPriority="49"/>
+    <w:lsdException w:name="List Table 5 Dark Accent 3" w:uiPriority="50"/>
+    <w:lsdException w:name="List Table 6 Colorful Accent 3" w:uiPriority="51"/>
+    <w:lsdException w:name="List Table 7 Colorful Accent 3" w:uiPriority="52"/>
+    <w:lsdException w:name="List Table 1 Light Accent 4" w:uiPriority="46"/>
+    <w:lsdException w:name="List Table 2 Accent 4" w:uiPriority="47"/>
+    <w:lsdException w:name="List Table 3 Accent 4" w:uiPriority="48"/>
+    <w:lsdException w:name="List Table 4 Accent 4" w:uiPriority="49"/>
+    <w:lsdException w:name="List Table 5 Dark Accent 4" w:uiPriority="50"/>
+    <w:lsdException w:name="List Table 6 Colorful Accent 4" w:uiPriority="51"/>
+    <w:lsdException w:name="List Table 7 Colorful Accent 4" w:uiPriority="52"/>
+    <w:lsdException w:name="List Table 1 Light Accent 5" w:uiPriority="46"/>
+    <w:lsdException w:name="List Table 2 Accent 5" w:uiPriority="47"/>
+    <w:lsdException w:name="List Table 3 Accent 5" w:uiPriority="48"/>
+    <w:lsdException w:name="List Table 4 Accent 5" w:uiPriority="49"/>
+    <w:lsdException w:name="List Table 5 Dark Accent 5" w:uiPriority="50"/>
+    <w:lsdException w:name="List Table 6 Colorful Accent 5" w:uiPriority="51"/>
+    <w:lsdException w:name="List Table 7 Colorful Accent 5" w:uiPriority="52"/>
+    <w:lsdException w:name="List Table 1 Light Accent 6" w:uiPriority="46"/>
+    <w:lsdException w:name="List Table 2 Accent 6" w:uiPriority="47"/>
+    <w:lsdException w:name="List Table 3 Accent 6" w:uiPriority="48"/>
+    <w:lsdException w:name="List Table 4 Accent 6" w:uiPriority="49"/>
+    <w:lsdException w:name="List Table 5 Dark Accent 6" w:uiPriority="50"/>
+    <w:lsdException w:name="List Table 6 Colorful Accent 6" w:uiPriority="51"/>
+    <w:lsdException w:name="List Table 7 Colorful Accent 6" w:uiPriority="52"/>
+    <w:lsdException w:name="Mention" w:semiHidden="1" w:unhideWhenUsed="1"/>
+    <w:lsdException w:name="Smart Hyperlink" w:semiHidden="1" w:unhideWhenUsed="1"/>
+    <w:lsdException w:name="Hashtag" w:semiHidden="1" w:unhideWhenUsed="1"/>
+    <w:lsdException w:name="Unresolved Mention" w:semiHidden="1" w:unhideWhenUsed="1"/>
+    <w:lsdException w:name="Smart Link" w:semiHidden="1" w:unhideWhenUsed="1"/>
+  </w:latentStyles>
+  <w:style w:type="paragraph" w:default="1" w:styleId="Normal">
+    <w:name w:val="Normal"/>
     <w:qFormat/>
-    <w:rPr>
-      <w:sz w:val="56"/>
-      <w:szCs w:val="56"/>
-    </w:rPr>
   </w:style>
   <w:style w:type="paragraph" w:styleId="Heading1">
-    <w:name w:val="Heading 1"/>
-    <w:basedOn w:val="Normal"/>
-    <w:next w:val="Normal"/>
+    <w:name w:val="heading 1"/>
+    <w:uiPriority w:val="9"/>
     <w:qFormat/>
+    <w:pPr>
+      <w:outlineLvl w:val="0"/>
+    </w:pPr>
     <w:rPr>
       <w:color w:val="2E74B5"/>
       <w:sz w:val="32"/>
@@ -1194,10 +1972,14 @@
     </w:rPr>
   </w:style>
   <w:style w:type="paragraph" w:styleId="Heading2">
-    <w:name w:val="Heading 2"/>
-    <w:basedOn w:val="Normal"/>
-    <w:next w:val="Normal"/>
+    <w:name w:val="heading 2"/>
+    <w:uiPriority w:val="9"/>
+    <w:semiHidden/>
+    <w:unhideWhenUsed/>
     <w:qFormat/>
+    <w:pPr>
+      <w:outlineLvl w:val="1"/>
+    </w:pPr>
     <w:rPr>
       <w:color w:val="2E74B5"/>
       <w:sz w:val="26"/>
@@ -1205,10 +1987,14 @@
     </w:rPr>
   </w:style>
   <w:style w:type="paragraph" w:styleId="Heading3">
-    <w:name w:val="Heading 3"/>
-    <w:basedOn w:val="Normal"/>
-    <w:next w:val="Normal"/>
+    <w:name w:val="heading 3"/>
+    <w:uiPriority w:val="9"/>
+    <w:semiHidden/>
+    <w:unhideWhenUsed/>
     <w:qFormat/>
+    <w:pPr>
+      <w:outlineLvl w:val="2"/>
+    </w:pPr>
     <w:rPr>
       <w:color w:val="1F4D78"/>
       <w:sz w:val="24"/>
@@ -1216,10 +2002,14 @@
     </w:rPr>
   </w:style>
   <w:style w:type="paragraph" w:styleId="Heading4">
-    <w:name w:val="Heading 4"/>
-    <w:basedOn w:val="Normal"/>
-    <w:next w:val="Normal"/>
+    <w:name w:val="heading 4"/>
+    <w:uiPriority w:val="9"/>
+    <w:semiHidden/>
+    <w:unhideWhenUsed/>
     <w:qFormat/>
+    <w:pPr>
+      <w:outlineLvl w:val="3"/>
+    </w:pPr>
     <w:rPr>
       <w:i/>
       <w:iCs/>
@@ -1227,27 +2017,69 @@
     </w:rPr>
   </w:style>
   <w:style w:type="paragraph" w:styleId="Heading5">
-    <w:name w:val="Heading 5"/>
-    <w:basedOn w:val="Normal"/>
-    <w:next w:val="Normal"/>
+    <w:name w:val="heading 5"/>
+    <w:uiPriority w:val="9"/>
+    <w:semiHidden/>
+    <w:unhideWhenUsed/>
     <w:qFormat/>
+    <w:pPr>
+      <w:outlineLvl w:val="4"/>
+    </w:pPr>
     <w:rPr>
       <w:color w:val="2E74B5"/>
     </w:rPr>
   </w:style>
   <w:style w:type="paragraph" w:styleId="Heading6">
-    <w:name w:val="Heading 6"/>
-    <w:basedOn w:val="Normal"/>
-    <w:next w:val="Normal"/>
+    <w:name w:val="heading 6"/>
+    <w:uiPriority w:val="9"/>
+    <w:semiHidden/>
+    <w:unhideWhenUsed/>
     <w:qFormat/>
+    <w:pPr>
+      <w:outlineLvl w:val="5"/>
+    </w:pPr>
     <w:rPr>
       <w:color w:val="1F4D78"/>
     </w:rPr>
   </w:style>
-  <w:style w:type="paragraph" w:styleId="Strong">
-    <w:name w:val="Strong"/>
-    <w:basedOn w:val="Normal"/>
-    <w:next w:val="Normal"/>
+  <w:style w:type="character" w:default="1" w:styleId="DefaultParagraphFont">
+    <w:name w:val="Default Paragraph Font"/>
+    <w:uiPriority w:val="1"/>
+    <w:semiHidden/>
+    <w:unhideWhenUsed/>
+  </w:style>
+  <w:style w:type="table" w:default="1" w:styleId="TableNormal">
+    <w:name w:val="Normal Table"/>
+    <w:uiPriority w:val="99"/>
+    <w:semiHidden/>
+    <w:unhideWhenUsed/>
+    <w:tblPr>
+      <w:tblInd w:w="0" w:type="dxa"/>
+      <w:tblCellMar>
+        <w:top w:w="0" w:type="dxa"/>
+        <w:left w:w="108" w:type="dxa"/>
+        <w:bottom w:w="0" w:type="dxa"/>
+        <w:right w:w="108" w:type="dxa"/>
+      </w:tblCellMar>
+    </w:tblPr>
+  </w:style>
+  <w:style w:type="numbering" w:default="1" w:styleId="NoList">
+    <w:name w:val="No List"/>
+    <w:uiPriority w:val="99"/>
+    <w:semiHidden/>
+    <w:unhideWhenUsed/>
+  </w:style>
+  <w:style w:type="paragraph" w:styleId="Title">
+    <w:name w:val="Title"/>
+    <w:uiPriority w:val="10"/>
+    <w:qFormat/>
+    <w:rPr>
+      <w:sz w:val="56"/>
+      <w:szCs w:val="56"/>
+    </w:rPr>
+  </w:style>
+  <w:style w:type="paragraph" w:customStyle="1" w:styleId="Strong1">
+    <w:name w:val="Strong1"/>
     <w:qFormat/>
     <w:rPr>
       <w:b/>
@@ -1256,12 +2088,10 @@
   </w:style>
   <w:style w:type="paragraph" w:styleId="ListParagraph">
     <w:name w:val="List Paragraph"/>
-    <w:basedOn w:val="Normal"/>
     <w:qFormat/>
   </w:style>
   <w:style w:type="character" w:styleId="Hyperlink">
     <w:name w:val="Hyperlink"/>
-    <w:basedOn w:val="DefaultParagraphFont"/>
     <w:uiPriority w:val="99"/>
     <w:unhideWhenUsed/>
     <w:rPr>
@@ -1271,7 +2101,6 @@
   </w:style>
   <w:style w:type="character" w:styleId="FootnoteReference">
     <w:name w:val="footnote reference"/>
-    <w:basedOn w:val="DefaultParagraphFont"/>
     <w:uiPriority w:val="99"/>
     <w:semiHidden/>
     <w:unhideWhenUsed/>
@@ -1281,22 +2110,13 @@
   </w:style>
   <w:style w:type="paragraph" w:styleId="FootnoteText">
     <w:name w:val="footnote text"/>
-    <w:basedOn w:val="Normal"/>
     <w:link w:val="FootnoteTextChar"/>
     <w:uiPriority w:val="99"/>
     <w:semiHidden/>
     <w:unhideWhenUsed/>
-    <w:pPr>
-      <w:spacing w:after="0" w:line="240" w:lineRule="auto"/>
-    </w:pPr>
-    <w:rPr>
-      <w:sz w:val="20"/>
-      <w:szCs w:val="20"/>
-    </w:rPr>
   </w:style>
-  <w:style w:type="character" w:styleId="FootnoteTextChar">
+  <w:style w:type="character" w:customStyle="1" w:styleId="FootnoteTextChar">
     <w:name w:val="Footnote Text Char"/>
-    <w:basedOn w:val="DefaultParagraphFont"/>
     <w:link w:val="FootnoteText"/>
     <w:uiPriority w:val="99"/>
     <w:semiHidden/>
@@ -1308,7 +2128,6 @@
   </w:style>
   <w:style w:type="character" w:styleId="EndnoteReference">
     <w:name w:val="endnote reference"/>
-    <w:basedOn w:val="DefaultParagraphFont"/>
     <w:uiPriority w:val="99"/>
     <w:semiHidden/>
     <w:unhideWhenUsed/>
@@ -1318,22 +2137,13 @@
   </w:style>
   <w:style w:type="paragraph" w:styleId="EndnoteText">
     <w:name w:val="endnote text"/>
-    <w:basedOn w:val="Normal"/>
     <w:link w:val="EndnoteTextChar"/>
     <w:uiPriority w:val="99"/>
     <w:semiHidden/>
     <w:unhideWhenUsed/>
-    <w:pPr>
-      <w:spacing w:after="0" w:line="240" w:lineRule="auto"/>
-    </w:pPr>
-    <w:rPr>
-      <w:sz w:val="20"/>
-      <w:szCs w:val="20"/>
-    </w:rPr>
   </w:style>
-  <w:style w:type="character" w:styleId="EndnoteTextChar">
+  <w:style w:type="character" w:customStyle="1" w:styleId="EndnoteTextChar">
     <w:name w:val="Endnote Text Char"/>
-    <w:basedOn w:val="DefaultParagraphFont"/>
     <w:link w:val="EndnoteText"/>
     <w:uiPriority w:val="99"/>
     <w:semiHidden/>
@@ -1344,4 +2154,319 @@
     </w:rPr>
   </w:style>
 </w:styles>
+</file>
+
+<file path=word/theme/theme1.xml><?xml version="1.0" encoding="utf-8"?>
+<a:theme xmlns:a="http://schemas.openxmlformats.org/drawingml/2006/main" name="Office Theme">
+  <a:themeElements>
+    <a:clrScheme name="Office">
+      <a:dk1>
+        <a:sysClr val="windowText" lastClr="000000"/>
+      </a:dk1>
+      <a:lt1>
+        <a:sysClr val="window" lastClr="FFFFFF"/>
+      </a:lt1>
+      <a:dk2>
+        <a:srgbClr val="0E2841"/>
+      </a:dk2>
+      <a:lt2>
+        <a:srgbClr val="E8E8E8"/>
+      </a:lt2>
+      <a:accent1>
+        <a:srgbClr val="156082"/>
+      </a:accent1>
+      <a:accent2>
+        <a:srgbClr val="E97132"/>
+      </a:accent2>
+      <a:accent3>
+        <a:srgbClr val="196B24"/>
+      </a:accent3>
+      <a:accent4>
+        <a:srgbClr val="0F9ED5"/>
+      </a:accent4>
+      <a:accent5>
+        <a:srgbClr val="A02B93"/>
+      </a:accent5>
+      <a:accent6>
+        <a:srgbClr val="4EA72E"/>
+      </a:accent6>
+      <a:hlink>
+        <a:srgbClr val="467886"/>
+      </a:hlink>
+      <a:folHlink>
+        <a:srgbClr val="96607D"/>
+      </a:folHlink>
+    </a:clrScheme>
+    <a:fontScheme name="Office">
+      <a:majorFont>
+        <a:latin typeface="Aptos Display" panose="02110004020202020204"/>
+        <a:ea typeface=""/>
+        <a:cs typeface=""/>
+        <a:font script="Jpan" typeface="游ゴシック Light"/>
+        <a:font script="Hang" typeface="맑은 고딕"/>
+        <a:font script="Hans" typeface="等线 Light"/>
+        <a:font script="Hant" typeface="新細明體"/>
+        <a:font script="Arab" typeface="Times New Roman"/>
+        <a:font script="Hebr" typeface="Times New Roman"/>
+        <a:font script="Thai" typeface="Angsana New"/>
+        <a:font script="Ethi" typeface="Nyala"/>
+        <a:font script="Beng" typeface="Vrinda"/>
+        <a:font script="Gujr" typeface="Shruti"/>
+        <a:font script="Khmr" typeface="MoolBoran"/>
+        <a:font script="Knda" typeface="Tunga"/>
+        <a:font script="Guru" typeface="Raavi"/>
+        <a:font script="Cans" typeface="Euphemia"/>
+        <a:font script="Cher" typeface="Plantagenet Cherokee"/>
+        <a:font script="Yiii" typeface="Microsoft Yi Baiti"/>
+        <a:font script="Tibt" typeface="Microsoft Himalaya"/>
+        <a:font script="Thaa" typeface="MV Boli"/>
+        <a:font script="Deva" typeface="Mangal"/>
+        <a:font script="Telu" typeface="Gautami"/>
+        <a:font script="Taml" typeface="Latha"/>
+        <a:font script="Syrc" typeface="Estrangelo Edessa"/>
+        <a:font script="Orya" typeface="Kalinga"/>
+        <a:font script="Mlym" typeface="Kartika"/>
+        <a:font script="Laoo" typeface="DokChampa"/>
+        <a:font script="Sinh" typeface="Iskoola Pota"/>
+        <a:font script="Mong" typeface="Mongolian Baiti"/>
+        <a:font script="Viet" typeface="Times New Roman"/>
+        <a:font script="Uigh" typeface="Microsoft Uighur"/>
+        <a:font script="Geor" typeface="Sylfaen"/>
+        <a:font script="Armn" typeface="Arial"/>
+        <a:font script="Bugi" typeface="Leelawadee UI"/>
+        <a:font script="Bopo" typeface="Microsoft JhengHei"/>
+        <a:font script="Java" typeface="Javanese Text"/>
+        <a:font script="Lisu" typeface="Segoe UI"/>
+        <a:font script="Mymr" typeface="Myanmar Text"/>
+        <a:font script="Nkoo" typeface="Ebrima"/>
+        <a:font script="Olck" typeface="Nirmala UI"/>
+        <a:font script="Osma" typeface="Ebrima"/>
+        <a:font script="Phag" typeface="Phagspa"/>
+        <a:font script="Syrn" typeface="Estrangelo Edessa"/>
+        <a:font script="Syrj" typeface="Estrangelo Edessa"/>
+        <a:font script="Syre" typeface="Estrangelo Edessa"/>
+        <a:font script="Sora" typeface="Nirmala UI"/>
+        <a:font script="Tale" typeface="Microsoft Tai Le"/>
+        <a:font script="Talu" typeface="Microsoft New Tai Lue"/>
+        <a:font script="Tfng" typeface="Ebrima"/>
+      </a:majorFont>
+      <a:minorFont>
+        <a:latin typeface="Aptos" panose="02110004020202020204"/>
+        <a:ea typeface=""/>
+        <a:cs typeface=""/>
+        <a:font script="Jpan" typeface="游明朝"/>
+        <a:font script="Hang" typeface="맑은 고딕"/>
+        <a:font script="Hans" typeface="等线"/>
+        <a:font script="Hant" typeface="新細明體"/>
+        <a:font script="Arab" typeface="Arial"/>
+        <a:font script="Hebr" typeface="Arial"/>
+        <a:font script="Thai" typeface="Cordia New"/>
+        <a:font script="Ethi" typeface="Nyala"/>
+        <a:font script="Beng" typeface="Vrinda"/>
+        <a:font script="Gujr" typeface="Shruti"/>
+        <a:font script="Khmr" typeface="DaunPenh"/>
+        <a:font script="Knda" typeface="Tunga"/>
+        <a:font script="Guru" typeface="Raavi"/>
+        <a:font script="Cans" typeface="Euphemia"/>
+        <a:font script="Cher" typeface="Plantagenet Cherokee"/>
+        <a:font script="Yiii" typeface="Microsoft Yi Baiti"/>
+        <a:font script="Tibt" typeface="Microsoft Himalaya"/>
+        <a:font script="Thaa" typeface="MV Boli"/>
+        <a:font script="Deva" typeface="Mangal"/>
+        <a:font script="Telu" typeface="Gautami"/>
+        <a:font script="Taml" typeface="Latha"/>
+        <a:font script="Syrc" typeface="Estrangelo Edessa"/>
+        <a:font script="Orya" typeface="Kalinga"/>
+        <a:font script="Mlym" typeface="Kartika"/>
+        <a:font script="Laoo" typeface="DokChampa"/>
+        <a:font script="Sinh" typeface="Iskoola Pota"/>
+        <a:font script="Mong" typeface="Mongolian Baiti"/>
+        <a:font script="Viet" typeface="Arial"/>
+        <a:font script="Uigh" typeface="Microsoft Uighur"/>
+        <a:font script="Geor" typeface="Sylfaen"/>
+        <a:font script="Armn" typeface="Arial"/>
+        <a:font script="Bugi" typeface="Leelawadee UI"/>
+        <a:font script="Bopo" typeface="Microsoft JhengHei"/>
+        <a:font script="Java" typeface="Javanese Text"/>
+        <a:font script="Lisu" typeface="Segoe UI"/>
+        <a:font script="Mymr" typeface="Myanmar Text"/>
+        <a:font script="Nkoo" typeface="Ebrima"/>
+        <a:font script="Olck" typeface="Nirmala UI"/>
+        <a:font script="Osma" typeface="Ebrima"/>
+        <a:font script="Phag" typeface="Phagspa"/>
+        <a:font script="Syrn" typeface="Estrangelo Edessa"/>
+        <a:font script="Syrj" typeface="Estrangelo Edessa"/>
+        <a:font script="Syre" typeface="Estrangelo Edessa"/>
+        <a:font script="Sora" typeface="Nirmala UI"/>
+        <a:font script="Tale" typeface="Microsoft Tai Le"/>
+        <a:font script="Talu" typeface="Microsoft New Tai Lue"/>
+        <a:font script="Tfng" typeface="Ebrima"/>
+      </a:minorFont>
+    </a:fontScheme>
+    <a:fmtScheme name="Office">
+      <a:fillStyleLst>
+        <a:solidFill>
+          <a:schemeClr val="phClr"/>
+        </a:solidFill>
+        <a:gradFill rotWithShape="1">
+          <a:gsLst>
+            <a:gs pos="0">
+              <a:schemeClr val="phClr">
+                <a:lumMod val="110000"/>
+                <a:satMod val="105000"/>
+                <a:tint val="67000"/>
+              </a:schemeClr>
+            </a:gs>
+            <a:gs pos="50000">
+              <a:schemeClr val="phClr">
+                <a:lumMod val="105000"/>
+                <a:satMod val="103000"/>
+                <a:tint val="73000"/>
+              </a:schemeClr>
+            </a:gs>
+            <a:gs pos="100000">
+              <a:schemeClr val="phClr">
+                <a:lumMod val="105000"/>
+                <a:satMod val="109000"/>
+                <a:tint val="81000"/>
+              </a:schemeClr>
+            </a:gs>
+          </a:gsLst>
+          <a:lin ang="5400000" scaled="0"/>
+        </a:gradFill>
+        <a:gradFill rotWithShape="1">
+          <a:gsLst>
+            <a:gs pos="0">
+              <a:schemeClr val="phClr">
+                <a:satMod val="103000"/>
+                <a:lumMod val="102000"/>
+                <a:tint val="94000"/>
+              </a:schemeClr>
+            </a:gs>
+            <a:gs pos="50000">
+              <a:schemeClr val="phClr">
+                <a:satMod val="110000"/>
+                <a:lumMod val="100000"/>
+                <a:shade val="100000"/>
+              </a:schemeClr>
+            </a:gs>
+            <a:gs pos="100000">
+              <a:schemeClr val="phClr">
+                <a:lumMod val="99000"/>
+                <a:satMod val="120000"/>
+                <a:shade val="78000"/>
+              </a:schemeClr>
+            </a:gs>
+          </a:gsLst>
+          <a:lin ang="5400000" scaled="0"/>
+        </a:gradFill>
+      </a:fillStyleLst>
+      <a:lnStyleLst>
+        <a:ln w="12700" cap="flat" cmpd="sng" algn="ctr">
+          <a:solidFill>
+            <a:schemeClr val="phClr"/>
+          </a:solidFill>
+          <a:prstDash val="solid"/>
+          <a:miter lim="800000"/>
+        </a:ln>
+        <a:ln w="19050" cap="flat" cmpd="sng" algn="ctr">
+          <a:solidFill>
+            <a:schemeClr val="phClr"/>
+          </a:solidFill>
+          <a:prstDash val="solid"/>
+          <a:miter lim="800000"/>
+        </a:ln>
+        <a:ln w="25400" cap="flat" cmpd="sng" algn="ctr">
+          <a:solidFill>
+            <a:schemeClr val="phClr"/>
+          </a:solidFill>
+          <a:prstDash val="solid"/>
+          <a:miter lim="800000"/>
+        </a:ln>
+      </a:lnStyleLst>
+      <a:effectStyleLst>
+        <a:effectStyle>
+          <a:effectLst/>
+        </a:effectStyle>
+        <a:effectStyle>
+          <a:effectLst/>
+        </a:effectStyle>
+        <a:effectStyle>
+          <a:effectLst>
+            <a:outerShdw blurRad="57150" dist="19050" dir="5400000" algn="ctr" rotWithShape="0">
+              <a:srgbClr val="000000">
+                <a:alpha val="63000"/>
+              </a:srgbClr>
+            </a:outerShdw>
+          </a:effectLst>
+        </a:effectStyle>
+      </a:effectStyleLst>
+      <a:bgFillStyleLst>
+        <a:solidFill>
+          <a:schemeClr val="phClr"/>
+        </a:solidFill>
+        <a:solidFill>
+          <a:schemeClr val="phClr">
+            <a:tint val="95000"/>
+            <a:satMod val="170000"/>
+          </a:schemeClr>
+        </a:solidFill>
+        <a:gradFill rotWithShape="1">
+          <a:gsLst>
+            <a:gs pos="0">
+              <a:schemeClr val="phClr">
+                <a:tint val="93000"/>
+                <a:satMod val="150000"/>
+                <a:shade val="98000"/>
+                <a:lumMod val="102000"/>
+              </a:schemeClr>
+            </a:gs>
+            <a:gs pos="50000">
+              <a:schemeClr val="phClr">
+                <a:tint val="98000"/>
+                <a:satMod val="130000"/>
+                <a:shade val="90000"/>
+                <a:lumMod val="103000"/>
+              </a:schemeClr>
+            </a:gs>
+            <a:gs pos="100000">
+              <a:schemeClr val="phClr">
+                <a:shade val="63000"/>
+                <a:satMod val="120000"/>
+              </a:schemeClr>
+            </a:gs>
+          </a:gsLst>
+          <a:lin ang="5400000" scaled="0"/>
+        </a:gradFill>
+      </a:bgFillStyleLst>
+    </a:fmtScheme>
+  </a:themeElements>
+  <a:objectDefaults>
+    <a:lnDef>
+      <a:spPr/>
+      <a:bodyPr/>
+      <a:lstStyle/>
+      <a:style>
+        <a:lnRef idx="2">
+          <a:schemeClr val="accent1"/>
+        </a:lnRef>
+        <a:fillRef idx="0">
+          <a:schemeClr val="accent1"/>
+        </a:fillRef>
+        <a:effectRef idx="1">
+          <a:schemeClr val="accent1"/>
+        </a:effectRef>
+        <a:fontRef idx="minor">
+          <a:schemeClr val="tx1"/>
+        </a:fontRef>
+      </a:style>
+    </a:lnDef>
+  </a:objectDefaults>
+  <a:extraClrSchemeLst/>
+  <a:extLst>
+    <a:ext uri="{05A4C25C-085E-4340-85A3-A5531E510DB2}">
+      <thm15:themeFamily xmlns:thm15="http://schemas.microsoft.com/office/thememl/2012/main" name="Office Theme" id="{2E142A2C-CD16-42D6-873A-C26D2A0506FA}" vid="{1BDDFF52-6CD6-40A5-AB3C-68EB2F1E4D0A}"/>
+    </a:ext>
+  </a:extLst>
+</a:theme>
 </file>